--- a/docs/model-comparison-qwen-vs-gemini.docx
+++ b/docs/model-comparison-qwen-vs-gemini.docx
@@ -52,7 +52,7 @@
         </w:p>
       </w:sdtContent>
     </w:sdt>
-    <w:bookmarkStart w:id="28" w:name="X3eabe510e7f3e582dcafe155173aad40be4dc7e"/>
+    <w:bookmarkStart w:id="38" w:name="X3eabe510e7f3e582dcafe155173aad40be4dc7e"/>
     <w:p>
       <w:pPr>
         <w:pStyle w:val="Heading1"/>
@@ -958,7 +958,7 @@
     </w:p>
     <w:bookmarkEnd w:id="10"/>
     <w:bookmarkEnd w:id="11"/>
-    <w:bookmarkStart w:id="13" w:name="Xe147258cfe4108764503fa4475cf564f07bdc0d"/>
+    <w:bookmarkStart w:id="12" w:name="Xe147258cfe4108764503fa4475cf564f07bdc0d"/>
     <w:p>
       <w:pPr>
         <w:pStyle w:val="Heading2"/>
@@ -1603,60 +1603,42 @@
         <w:t xml:space="preserve">Terminal-Bench is AA's agentic-coding proxy.</w:t>
       </w:r>
     </w:p>
-    <w:bookmarkStart w:id="12" w:name="X6fbfa2e363efa3b78ba1614967184f9914205ae"/>
-    <w:p>
-      <w:pPr>
-        <w:pStyle w:val="Heading3"/>
-      </w:pPr>
-      <w:r>
-        <w:t xml:space="preserve">Per-benchmark scores could not be obtained</w:t>
+    <w:p>
+      <w:r>
+        <w:pict>
+          <v:rect style="width:0;height:1.5pt" o:hralign="center" o:hrstd="t" o:hr="t"/>
+        </w:pict>
+      </w:r>
+    </w:p>
+    <w:bookmarkEnd w:id="12"/>
+    <w:bookmarkStart w:id="21" w:name="Xc5a4c0752c2a6c5b1355f7bb5c602147b56e762"/>
+    <w:p>
+      <w:pPr>
+        <w:pStyle w:val="Heading2"/>
+      </w:pPr>
+      <w:r>
+        <w:t xml:space="preserve">2b. Benchmark-by-benchmark comparison</w:t>
       </w:r>
     </w:p>
     <w:p>
       <w:pPr>
         <w:pStyle w:val="FirstParagraph"/>
       </w:pPr>
-      <w:r>
-        <w:t xml:space="preserve">AA renders its per-model benchmark breakdown in interactive charts that do not survive</w:t>
-      </w:r>
-      <w:r>
-        <w:t xml:space="preserve"> </w:t>
-      </w:r>
-      <w:r>
-        <w:t xml:space="preserve">text extraction. The figures below are therefore</w:t>
-      </w:r>
-      <w:r>
-        <w:t xml:space="preserve"> </w:t>
-      </w:r>
       <w:r>
         <w:rPr>
           <w:b/>
           <w:bCs/>
         </w:rPr>
-        <w:t xml:space="preserve">vendor-reported, from different</w:t>
-      </w:r>
-      <w:r>
-        <w:rPr>
-          <w:b/>
-          <w:bCs/>
-        </w:rPr>
-        <w:t xml:space="preserve"> </w:t>
-      </w:r>
-      <w:r>
-        <w:rPr>
-          <w:b/>
-          <w:bCs/>
-        </w:rPr>
-        <w:t xml:space="preserve">publishers, at different model configurations</w:t>
-      </w:r>
-      <w:r>
-        <w:t xml:space="preserve">, and are recorded only to show what is</w:t>
-      </w:r>
-      <w:r>
-        <w:t xml:space="preserve"> </w:t>
-      </w:r>
-      <w:r>
-        <w:t xml:space="preserve">publicly claimed. They are not comparable to each other.</w:t>
+        <w:t xml:space="preserve">Read the provenance warning below before using this table.</w:t>
+      </w:r>
+    </w:p>
+    <w:bookmarkStart w:id="13" w:name="composite"/>
+    <w:p>
+      <w:pPr>
+        <w:pStyle w:val="Heading3"/>
+      </w:pPr>
+      <w:r>
+        <w:t xml:space="preserve">Composite</w:t>
       </w:r>
     </w:p>
     <w:tbl>
@@ -1715,8 +1697,238 @@
               <w:pStyle w:val="Compact"/>
             </w:pPr>
             <w:r>
-              <w:t xml:space="preserve">Provenance</w:t>
-            </w:r>
+              <w:t xml:space="preserve">Source</w:t>
+            </w:r>
+          </w:p>
+        </w:tc>
+      </w:tr>
+      <w:tr>
+        <w:tc>
+          <w:tcPr/>
+          <w:p>
+            <w:pPr>
+              <w:pStyle w:val="Compact"/>
+            </w:pPr>
+            <w:r>
+              <w:rPr>
+                <w:b/>
+                <w:bCs/>
+              </w:rPr>
+              <w:t xml:space="preserve">AA Intelligence Index v4.1</w:t>
+            </w:r>
+          </w:p>
+        </w:tc>
+        <w:tc>
+          <w:tcPr/>
+          <w:p>
+            <w:pPr>
+              <w:pStyle w:val="Compact"/>
+            </w:pPr>
+            <w:r>
+              <w:rPr>
+                <w:b/>
+                <w:bCs/>
+              </w:rPr>
+              <w:t xml:space="preserve">37</w:t>
+            </w:r>
+          </w:p>
+        </w:tc>
+        <w:tc>
+          <w:tcPr/>
+          <w:p>
+            <w:pPr>
+              <w:pStyle w:val="Compact"/>
+            </w:pPr>
+            <w:r>
+              <w:rPr>
+                <w:b/>
+                <w:bCs/>
+              </w:rPr>
+              <w:t xml:space="preserve">14</w:t>
+            </w:r>
+          </w:p>
+        </w:tc>
+        <w:tc>
+          <w:tcPr/>
+          <w:p>
+            <w:pPr>
+              <w:pStyle w:val="Compact"/>
+            </w:pPr>
+            <w:r>
+              <w:t xml:space="preserve">AA, independent —</w:t>
+            </w:r>
+            <w:r>
+              <w:t xml:space="preserve"> </w:t>
+            </w:r>
+            <w:r>
+              <w:rPr>
+                <w:i/>
+                <w:iCs/>
+              </w:rPr>
+              <w:t xml:space="preserve">the only like-for-like row</w:t>
+            </w:r>
+          </w:p>
+        </w:tc>
+      </w:tr>
+    </w:tbl>
+    <w:bookmarkEnd w:id="13"/>
+    <w:bookmarkStart w:id="14" w:name="knowledge-and-reasoning"/>
+    <w:p>
+      <w:pPr>
+        <w:pStyle w:val="Heading3"/>
+      </w:pPr>
+      <w:r>
+        <w:t xml:space="preserve">Knowledge and reasoning</w:t>
+      </w:r>
+    </w:p>
+    <w:tbl>
+      <w:tblPr>
+        <w:tblStyle w:val="Table"/>
+        <w:tblW w:type="auto" w:w="0"/>
+        <w:tblLook w:firstRow="1" w:lastRow="0" w:firstColumn="0" w:lastColumn="0" w:noHBand="0" w:noVBand="0" w:val="0020"/>
+      </w:tblPr>
+      <w:tblGrid>
+        <w:gridCol w:w="1980"/>
+        <w:gridCol w:w="1980"/>
+        <w:gridCol w:w="1980"/>
+        <w:gridCol w:w="1980"/>
+      </w:tblGrid>
+      <w:tr>
+        <w:trPr>
+          <w:tblHeader w:val="on"/>
+        </w:trPr>
+        <w:tc>
+          <w:tcPr/>
+          <w:p>
+            <w:pPr>
+              <w:pStyle w:val="Compact"/>
+            </w:pPr>
+            <w:r>
+              <w:t xml:space="preserve">Benchmark</w:t>
+            </w:r>
+          </w:p>
+        </w:tc>
+        <w:tc>
+          <w:tcPr/>
+          <w:p>
+            <w:pPr>
+              <w:pStyle w:val="Compact"/>
+            </w:pPr>
+            <w:r>
+              <w:t xml:space="preserve">Qwen3.6 27B</w:t>
+            </w:r>
+          </w:p>
+        </w:tc>
+        <w:tc>
+          <w:tcPr/>
+          <w:p>
+            <w:pPr>
+              <w:pStyle w:val="Compact"/>
+            </w:pPr>
+            <w:r>
+              <w:t xml:space="preserve">Gemini 2.5 Flash</w:t>
+            </w:r>
+          </w:p>
+        </w:tc>
+        <w:tc>
+          <w:tcPr/>
+          <w:p>
+            <w:pPr>
+              <w:pStyle w:val="Compact"/>
+            </w:pPr>
+            <w:r>
+              <w:t xml:space="preserve">Note</w:t>
+            </w:r>
+          </w:p>
+        </w:tc>
+      </w:tr>
+      <w:tr>
+        <w:tc>
+          <w:tcPr/>
+          <w:p>
+            <w:pPr>
+              <w:pStyle w:val="Compact"/>
+            </w:pPr>
+            <w:r>
+              <w:t xml:space="preserve">MMLU-Pro</w:t>
+            </w:r>
+          </w:p>
+        </w:tc>
+        <w:tc>
+          <w:tcPr/>
+          <w:p>
+            <w:pPr>
+              <w:pStyle w:val="Compact"/>
+            </w:pPr>
+            <w:r>
+              <w:rPr>
+                <w:b/>
+                <w:bCs/>
+              </w:rPr>
+              <w:t xml:space="preserve">86.2</w:t>
+            </w:r>
+          </w:p>
+        </w:tc>
+        <w:tc>
+          <w:tcPr/>
+          <w:p>
+            <w:pPr>
+              <w:pStyle w:val="Compact"/>
+            </w:pPr>
+            <w:r>
+              <w:t xml:space="preserve">83.2</w:t>
+            </w:r>
+          </w:p>
+        </w:tc>
+        <w:tc>
+          <w:tcPr/>
+          <w:p>
+            <w:pPr>
+              <w:pStyle w:val="Compact"/>
+            </w:pPr>
+          </w:p>
+        </w:tc>
+      </w:tr>
+      <w:tr>
+        <w:tc>
+          <w:tcPr/>
+          <w:p>
+            <w:pPr>
+              <w:pStyle w:val="Compact"/>
+            </w:pPr>
+            <w:r>
+              <w:t xml:space="preserve">MMLU-Redux</w:t>
+            </w:r>
+          </w:p>
+        </w:tc>
+        <w:tc>
+          <w:tcPr/>
+          <w:p>
+            <w:pPr>
+              <w:pStyle w:val="Compact"/>
+            </w:pPr>
+            <w:r>
+              <w:t xml:space="preserve">93.5</w:t>
+            </w:r>
+          </w:p>
+        </w:tc>
+        <w:tc>
+          <w:tcPr/>
+          <w:p>
+            <w:pPr>
+              <w:pStyle w:val="Compact"/>
+            </w:pPr>
+            <w:r>
+              <w:t xml:space="preserve">—</w:t>
+            </w:r>
+          </w:p>
+        </w:tc>
+        <w:tc>
+          <w:tcPr/>
+          <w:p>
+            <w:pPr>
+              <w:pStyle w:val="Compact"/>
+            </w:pPr>
           </w:p>
         </w:tc>
       </w:tr>
@@ -1739,202 +1951,67 @@
               <w:pStyle w:val="Compact"/>
             </w:pPr>
             <w:r>
-              <w:t xml:space="preserve">87.8%</w:t>
-            </w:r>
-          </w:p>
-        </w:tc>
-        <w:tc>
-          <w:tcPr/>
-          <w:p>
-            <w:pPr>
-              <w:pStyle w:val="Compact"/>
-            </w:pPr>
-            <w:r>
-              <w:t xml:space="preserve">79.0%</w:t>
-            </w:r>
-          </w:p>
-        </w:tc>
-        <w:tc>
-          <w:tcPr/>
-          <w:p>
-            <w:pPr>
-              <w:pStyle w:val="Compact"/>
-            </w:pPr>
-            <w:r>
-              <w:t xml:space="preserve">Both vendor-reported</w:t>
-            </w:r>
-          </w:p>
-        </w:tc>
-      </w:tr>
-      <w:tr>
-        <w:tc>
-          <w:tcPr/>
-          <w:p>
-            <w:pPr>
-              <w:pStyle w:val="Compact"/>
-            </w:pPr>
-            <w:r>
-              <w:t xml:space="preserve">MMLU-Pro</w:t>
-            </w:r>
-          </w:p>
-        </w:tc>
-        <w:tc>
-          <w:tcPr/>
-          <w:p>
-            <w:pPr>
-              <w:pStyle w:val="Compact"/>
-            </w:pPr>
-            <w:r>
-              <w:t xml:space="preserve">not reported</w:t>
-            </w:r>
-          </w:p>
-        </w:tc>
-        <w:tc>
-          <w:tcPr/>
-          <w:p>
-            <w:pPr>
-              <w:pStyle w:val="Compact"/>
-            </w:pPr>
-            <w:r>
-              <w:t xml:space="preserve">83.2%</w:t>
-            </w:r>
-          </w:p>
-        </w:tc>
-        <w:tc>
-          <w:tcPr/>
-          <w:p>
-            <w:pPr>
-              <w:pStyle w:val="Compact"/>
-            </w:pPr>
-            <w:r>
-              <w:t xml:space="preserve">Vendor</w:t>
-            </w:r>
-          </w:p>
-        </w:tc>
-      </w:tr>
-      <w:tr>
-        <w:tc>
-          <w:tcPr/>
-          <w:p>
-            <w:pPr>
-              <w:pStyle w:val="Compact"/>
-            </w:pPr>
-            <w:r>
-              <w:t xml:space="preserve">Terminal-Bench 2.0</w:t>
-            </w:r>
-          </w:p>
-        </w:tc>
-        <w:tc>
-          <w:tcPr/>
-          <w:p>
-            <w:pPr>
-              <w:pStyle w:val="Compact"/>
-            </w:pPr>
-            <w:r>
-              <w:t xml:space="preserve">59.3%</w:t>
-            </w:r>
-          </w:p>
-        </w:tc>
-        <w:tc>
-          <w:tcPr/>
-          <w:p>
-            <w:pPr>
-              <w:pStyle w:val="Compact"/>
-            </w:pPr>
-            <w:r>
-              <w:t xml:space="preserve">not reported</w:t>
-            </w:r>
-          </w:p>
-        </w:tc>
-        <w:tc>
-          <w:tcPr/>
-          <w:p>
-            <w:pPr>
-              <w:pStyle w:val="Compact"/>
-            </w:pPr>
-            <w:r>
-              <w:t xml:space="preserve">Vendor</w:t>
-            </w:r>
-          </w:p>
-        </w:tc>
-      </w:tr>
-      <w:tr>
-        <w:tc>
-          <w:tcPr/>
-          <w:p>
-            <w:pPr>
-              <w:pStyle w:val="Compact"/>
-            </w:pPr>
-            <w:r>
-              <w:t xml:space="preserve">SWE-bench</w:t>
-            </w:r>
-          </w:p>
-        </w:tc>
-        <w:tc>
-          <w:tcPr/>
-          <w:p>
-            <w:pPr>
-              <w:pStyle w:val="Compact"/>
-            </w:pPr>
-            <w:r>
-              <w:t xml:space="preserve">not reported</w:t>
-            </w:r>
-          </w:p>
-        </w:tc>
-        <w:tc>
-          <w:tcPr/>
-          <w:p>
-            <w:pPr>
-              <w:pStyle w:val="Compact"/>
-            </w:pPr>
-            <w:r>
-              <w:t xml:space="preserve">48.9% (60.3% verified)</w:t>
-            </w:r>
-          </w:p>
-        </w:tc>
-        <w:tc>
-          <w:tcPr/>
-          <w:p>
-            <w:pPr>
-              <w:pStyle w:val="Compact"/>
-            </w:pPr>
-            <w:r>
-              <w:t xml:space="preserve">Vendor</w:t>
-            </w:r>
-          </w:p>
-        </w:tc>
-      </w:tr>
-      <w:tr>
-        <w:tc>
-          <w:tcPr/>
-          <w:p>
-            <w:pPr>
-              <w:pStyle w:val="Compact"/>
-            </w:pPr>
-            <w:r>
-              <w:t xml:space="preserve">HLE / SciCode / CritPt</w:t>
-            </w:r>
-          </w:p>
-        </w:tc>
-        <w:tc>
-          <w:tcPr/>
-          <w:p>
-            <w:pPr>
-              <w:pStyle w:val="Compact"/>
-            </w:pPr>
-            <w:r>
-              <w:t xml:space="preserve">not published</w:t>
-            </w:r>
-          </w:p>
-        </w:tc>
-        <w:tc>
-          <w:tcPr/>
-          <w:p>
-            <w:pPr>
-              <w:pStyle w:val="Compact"/>
-            </w:pPr>
-            <w:r>
-              <w:t xml:space="preserve">not published</w:t>
+              <w:rPr>
+                <w:b/>
+                <w:bCs/>
+              </w:rPr>
+              <w:t xml:space="preserve">87.8</w:t>
+            </w:r>
+          </w:p>
+        </w:tc>
+        <w:tc>
+          <w:tcPr/>
+          <w:p>
+            <w:pPr>
+              <w:pStyle w:val="Compact"/>
+            </w:pPr>
+            <w:r>
+              <w:t xml:space="preserve">79.0</w:t>
+            </w:r>
+            <w:r>
+              <w:t xml:space="preserve"> </w:t>
+            </w:r>
+            <w:r>
+              <w:rPr>
+                <w:i/>
+                <w:iCs/>
+              </w:rPr>
+              <w:t xml:space="preserve">(82.8 elsewhere)</w:t>
+            </w:r>
+          </w:p>
+        </w:tc>
+        <w:tc>
+          <w:tcPr/>
+          <w:p>
+            <w:pPr>
+              <w:pStyle w:val="Compact"/>
+            </w:pPr>
+            <w:r>
+              <w:t xml:space="preserve">Sources conflict for Gemini</w:t>
+            </w:r>
+          </w:p>
+        </w:tc>
+      </w:tr>
+      <w:tr>
+        <w:tc>
+          <w:tcPr/>
+          <w:p>
+            <w:pPr>
+              <w:pStyle w:val="Compact"/>
+            </w:pPr>
+            <w:r>
+              <w:t xml:space="preserve">SuperGPQA</w:t>
+            </w:r>
+          </w:p>
+        </w:tc>
+        <w:tc>
+          <w:tcPr/>
+          <w:p>
+            <w:pPr>
+              <w:pStyle w:val="Compact"/>
+            </w:pPr>
+            <w:r>
+              <w:t xml:space="preserve">66.0</w:t>
             </w:r>
           </w:p>
         </w:tc>
@@ -1949,253 +2026,1180 @@
             </w:r>
           </w:p>
         </w:tc>
+        <w:tc>
+          <w:tcPr/>
+          <w:p>
+            <w:pPr>
+              <w:pStyle w:val="Compact"/>
+            </w:pPr>
+          </w:p>
+        </w:tc>
+      </w:tr>
+      <w:tr>
+        <w:tc>
+          <w:tcPr/>
+          <w:p>
+            <w:pPr>
+              <w:pStyle w:val="Compact"/>
+            </w:pPr>
+            <w:r>
+              <w:t xml:space="preserve">Humanity's Last Exam</w:t>
+            </w:r>
+          </w:p>
+        </w:tc>
+        <w:tc>
+          <w:tcPr/>
+          <w:p>
+            <w:pPr>
+              <w:pStyle w:val="Compact"/>
+            </w:pPr>
+            <w:r>
+              <w:rPr>
+                <w:b/>
+                <w:bCs/>
+              </w:rPr>
+              <w:t xml:space="preserve">24.0</w:t>
+            </w:r>
+          </w:p>
+        </w:tc>
+        <w:tc>
+          <w:tcPr/>
+          <w:p>
+            <w:pPr>
+              <w:pStyle w:val="Compact"/>
+            </w:pPr>
+            <w:r>
+              <w:t xml:space="preserve">12.1</w:t>
+            </w:r>
+          </w:p>
+        </w:tc>
+        <w:tc>
+          <w:tcPr/>
+          <w:p>
+            <w:pPr>
+              <w:pStyle w:val="Compact"/>
+            </w:pPr>
+          </w:p>
+        </w:tc>
+      </w:tr>
+      <w:tr>
+        <w:tc>
+          <w:tcPr/>
+          <w:p>
+            <w:pPr>
+              <w:pStyle w:val="Compact"/>
+            </w:pPr>
+            <w:r>
+              <w:t xml:space="preserve">C-Eval</w:t>
+            </w:r>
+          </w:p>
+        </w:tc>
+        <w:tc>
+          <w:tcPr/>
+          <w:p>
+            <w:pPr>
+              <w:pStyle w:val="Compact"/>
+            </w:pPr>
+            <w:r>
+              <w:t xml:space="preserve">91.4</w:t>
+            </w:r>
+          </w:p>
+        </w:tc>
+        <w:tc>
+          <w:tcPr/>
+          <w:p>
+            <w:pPr>
+              <w:pStyle w:val="Compact"/>
+            </w:pPr>
+            <w:r>
+              <w:t xml:space="preserve">—</w:t>
+            </w:r>
+          </w:p>
+        </w:tc>
+        <w:tc>
+          <w:tcPr/>
+          <w:p>
+            <w:pPr>
+              <w:pStyle w:val="Compact"/>
+            </w:pPr>
+            <w:r>
+              <w:t xml:space="preserve">Chinese</w:t>
+            </w:r>
+          </w:p>
+        </w:tc>
+      </w:tr>
+      <w:tr>
+        <w:tc>
+          <w:tcPr/>
+          <w:p>
+            <w:pPr>
+              <w:pStyle w:val="Compact"/>
+            </w:pPr>
+            <w:r>
+              <w:t xml:space="preserve">SimpleBench</w:t>
+            </w:r>
+          </w:p>
+        </w:tc>
+        <w:tc>
+          <w:tcPr/>
+          <w:p>
+            <w:pPr>
+              <w:pStyle w:val="Compact"/>
+            </w:pPr>
+            <w:r>
+              <w:t xml:space="preserve">—</w:t>
+            </w:r>
+          </w:p>
+        </w:tc>
+        <w:tc>
+          <w:tcPr/>
+          <w:p>
+            <w:pPr>
+              <w:pStyle w:val="Compact"/>
+            </w:pPr>
+            <w:r>
+              <w:t xml:space="preserve">41.2</w:t>
+            </w:r>
+          </w:p>
+        </w:tc>
+        <w:tc>
+          <w:tcPr/>
+          <w:p>
+            <w:pPr>
+              <w:pStyle w:val="Compact"/>
+            </w:pPr>
+          </w:p>
+        </w:tc>
+      </w:tr>
+      <w:tr>
+        <w:tc>
+          <w:tcPr/>
+          <w:p>
+            <w:pPr>
+              <w:pStyle w:val="Compact"/>
+            </w:pPr>
+            <w:r>
+              <w:t xml:space="preserve">ARC-AGI / ARC-AGI-2</w:t>
+            </w:r>
+          </w:p>
+        </w:tc>
+        <w:tc>
+          <w:tcPr/>
+          <w:p>
+            <w:pPr>
+              <w:pStyle w:val="Compact"/>
+            </w:pPr>
+            <w:r>
+              <w:t xml:space="preserve">—</w:t>
+            </w:r>
+          </w:p>
+        </w:tc>
+        <w:tc>
+          <w:tcPr/>
+          <w:p>
+            <w:pPr>
+              <w:pStyle w:val="Compact"/>
+            </w:pPr>
+            <w:r>
+              <w:t xml:space="preserve">33.3 / 22.5</w:t>
+            </w:r>
+          </w:p>
+        </w:tc>
+        <w:tc>
+          <w:tcPr/>
+          <w:p>
+            <w:pPr>
+              <w:pStyle w:val="Compact"/>
+            </w:pPr>
+          </w:p>
+        </w:tc>
       </w:tr>
     </w:tbl>
-    <w:p>
-      <w:pPr>
-        <w:pStyle w:val="BodyText"/>
-      </w:pPr>
-      <w:r>
-        <w:t xml:space="preserve">Do</w:t>
-      </w:r>
-      <w:r>
-        <w:t xml:space="preserve"> </w:t>
-      </w:r>
-      <w:r>
-        <w:rPr>
-          <w:b/>
-          <w:bCs/>
-        </w:rPr>
-        <w:t xml:space="preserve">not</w:t>
-      </w:r>
-      <w:r>
-        <w:t xml:space="preserve"> </w:t>
-      </w:r>
-      <w:r>
-        <w:t xml:space="preserve">read the GPQA row as "Qwen leads by 8.8 points". Google's published Flash</w:t>
-      </w:r>
-      <w:r>
-        <w:t xml:space="preserve"> </w:t>
-      </w:r>
-      <w:r>
-        <w:t xml:space="preserve">figures are generally for the thinking-enabled variant, whereas production runs</w:t>
-      </w:r>
-      <w:r>
-        <w:t xml:space="preserve"> </w:t>
-      </w:r>
-      <w:r>
-        <w:rPr>
-          <w:rStyle w:val="VerbatimChar"/>
-        </w:rPr>
-        <w:t xml:space="preserve">thinkingBudget: 0</w:t>
-      </w:r>
-      <w:r>
-        <w:t xml:space="preserve">. Those are effectively different models.</w:t>
-      </w:r>
-    </w:p>
-    <w:p>
-      <w:r>
-        <w:pict>
-          <v:rect style="width:0;height:1.5pt" o:hralign="center" o:hrstd="t" o:hr="t"/>
-        </w:pict>
-      </w:r>
-    </w:p>
-    <w:bookmarkEnd w:id="12"/>
-    <w:bookmarkEnd w:id="13"/>
-    <w:bookmarkStart w:id="14" w:name="Xb501e1ca4334f7b5af32b4eccb110984a95e5fd"/>
-    <w:p>
-      <w:pPr>
-        <w:pStyle w:val="Heading2"/>
-      </w:pPr>
-      <w:r>
-        <w:t xml:space="preserve">3. The comparison is not like-for-like</w:t>
-      </w:r>
-    </w:p>
-    <w:p>
-      <w:pPr>
-        <w:pStyle w:val="FirstParagraph"/>
-      </w:pPr>
-      <w:r>
-        <w:t xml:space="preserve">AA compares</w:t>
-      </w:r>
-      <w:r>
-        <w:t xml:space="preserve"> </w:t>
-      </w:r>
-      <w:r>
-        <w:rPr>
-          <w:b/>
-          <w:bCs/>
-        </w:rPr>
-        <w:t xml:space="preserve">Qwen in reasoning mode</w:t>
-      </w:r>
-      <w:r>
-        <w:t xml:space="preserve"> </w:t>
-      </w:r>
-      <w:r>
-        <w:t xml:space="preserve">against</w:t>
-      </w:r>
-      <w:r>
-        <w:t xml:space="preserve"> </w:t>
-      </w:r>
-      <w:r>
-        <w:rPr>
-          <w:b/>
-          <w:bCs/>
-        </w:rPr>
-        <w:t xml:space="preserve">Gemini in non-reasoning mode</w:t>
-      </w:r>
-      <w:r>
-        <w:t xml:space="preserve"> </w:t>
-      </w:r>
-      <w:r>
-        <w:t xml:space="preserve">— Qwen at</w:t>
-      </w:r>
-      <w:r>
-        <w:t xml:space="preserve"> </w:t>
-      </w:r>
-      <w:r>
-        <w:t xml:space="preserve">its most capable against Gemini at its cheapest. Two consequences:</w:t>
-      </w:r>
-    </w:p>
-    <w:p>
-      <w:pPr>
-        <w:pStyle w:val="Compact"/>
-        <w:numPr>
-          <w:ilvl w:val="0"/>
-          <w:numId w:val="1001"/>
-        </w:numPr>
-      </w:pPr>
-      <w:r>
-        <w:rPr>
-          <w:b/>
-          <w:bCs/>
-        </w:rPr>
-        <w:t xml:space="preserve">Gemini's row is the production-relevant one.</w:t>
-      </w:r>
-      <w:r>
-        <w:t xml:space="preserve"> </w:t>
-      </w:r>
-      <w:r>
-        <w:rPr>
-          <w:rStyle w:val="VerbatimChar"/>
-        </w:rPr>
-        <w:t xml:space="preserve">config/model_setting/retention.yml</w:t>
-      </w:r>
-      <w:r>
-        <w:t xml:space="preserve"> </w:t>
-      </w:r>
-      <w:r>
-        <w:t xml:space="preserve">sets</w:t>
-      </w:r>
-      <w:r>
-        <w:t xml:space="preserve"> </w:t>
-      </w:r>
-      <w:r>
-        <w:rPr>
-          <w:rStyle w:val="VerbatimChar"/>
-        </w:rPr>
-        <w:t xml:space="preserve">thinkingBudget: 0</w:t>
-      </w:r>
-      <w:r>
-        <w:t xml:space="preserve">, so non-reasoning is what production actually runs.</w:t>
-      </w:r>
-    </w:p>
-    <w:p>
-      <w:pPr>
-        <w:pStyle w:val="Compact"/>
-        <w:numPr>
-          <w:ilvl w:val="0"/>
-          <w:numId w:val="1001"/>
-        </w:numPr>
-      </w:pPr>
-      <w:r>
-        <w:rPr>
-          <w:b/>
-          <w:bCs/>
-        </w:rPr>
-        <w:t xml:space="preserve">Qwen's row is not.</w:t>
-      </w:r>
-      <w:r>
-        <w:t xml:space="preserve"> </w:t>
-      </w:r>
-      <w:r>
-        <w:t xml:space="preserve">The 37 comes from reasoning mode — the regime</w:t>
-      </w:r>
-      <w:r>
-        <w:t xml:space="preserve"> </w:t>
-      </w:r>
-      <w:r>
-        <w:rPr>
-          <w:rStyle w:val="VerbatimChar"/>
-        </w:rPr>
-        <w:t xml:space="preserve">DEVLOG.md</w:t>
-      </w:r>
-      <w:r>
-        <w:t xml:space="preserve"> </w:t>
-      </w:r>
-      <w:r>
-        <w:t xml:space="preserve">records production as</w:t>
-      </w:r>
-      <w:r>
-        <w:t xml:space="preserve"> </w:t>
-      </w:r>
-      <w:r>
-        <w:rPr>
-          <w:i/>
-          <w:iCs/>
-        </w:rPr>
-        <w:t xml:space="preserve">not</w:t>
-      </w:r>
-      <w:r>
-        <w:t xml:space="preserve"> </w:t>
-      </w:r>
-      <w:r>
-        <w:t xml:space="preserve">running, and for which this harness found Qwen's only</w:t>
-      </w:r>
-      <w:r>
-        <w:t xml:space="preserve"> </w:t>
-      </w:r>
-      <w:r>
-        <w:t xml:space="preserve">non-reasoning OpenRouter endpoint (Alibaba) returns 20 of 20 schema violations.</w:t>
-      </w:r>
-    </w:p>
-    <w:p>
-      <w:pPr>
-        <w:pStyle w:val="FirstParagraph"/>
-      </w:pPr>
-      <w:r>
-        <w:t xml:space="preserve">A 37-vs-14 gap therefore overstates Qwen's deployable advantage for this workload.</w:t>
-      </w:r>
-    </w:p>
-    <w:p>
-      <w:r>
-        <w:pict>
-          <v:rect style="width:0;height:1.5pt" o:hralign="center" o:hrstd="t" o:hr="t"/>
-        </w:pict>
-      </w:r>
-    </w:p>
     <w:bookmarkEnd w:id="14"/>
-    <w:bookmarkStart w:id="15" w:name="Xbdf67306afcf9f37106edc80281ccda3adc9a5c"/>
-    <w:p>
-      <w:pPr>
-        <w:pStyle w:val="Heading2"/>
-      </w:pPr>
-      <w:r>
-        <w:t xml:space="preserve">4. How much of the index is relevant to the Retention task?</w:t>
-      </w:r>
-    </w:p>
-    <w:p>
-      <w:pPr>
-        <w:pStyle w:val="FirstParagraph"/>
-      </w:pPr>
-      <w:r>
-        <w:t xml:space="preserve">The task is: read Thai call-transcript text, apply a closed rule set, emit valid JSON,</w:t>
-      </w:r>
-      <w:r>
-        <w:t xml:space="preserve"> </w:t>
-      </w:r>
-      <w:r>
-        <w:t xml:space="preserve">do not invent labels.</w:t>
+    <w:bookmarkStart w:id="15" w:name="coding-and-software-engineering"/>
+    <w:p>
+      <w:pPr>
+        <w:pStyle w:val="Heading3"/>
+      </w:pPr>
+      <w:r>
+        <w:t xml:space="preserve">Coding and software engineering</w:t>
+      </w:r>
+    </w:p>
+    <w:tbl>
+      <w:tblPr>
+        <w:tblStyle w:val="Table"/>
+        <w:tblW w:type="auto" w:w="0"/>
+        <w:tblLook w:firstRow="1" w:lastRow="0" w:firstColumn="0" w:lastColumn="0" w:noHBand="0" w:noVBand="0" w:val="0020"/>
+      </w:tblPr>
+      <w:tblGrid>
+        <w:gridCol w:w="1980"/>
+        <w:gridCol w:w="1980"/>
+        <w:gridCol w:w="1980"/>
+        <w:gridCol w:w="1980"/>
+      </w:tblGrid>
+      <w:tr>
+        <w:trPr>
+          <w:tblHeader w:val="on"/>
+        </w:trPr>
+        <w:tc>
+          <w:tcPr/>
+          <w:p>
+            <w:pPr>
+              <w:pStyle w:val="Compact"/>
+            </w:pPr>
+            <w:r>
+              <w:t xml:space="preserve">Benchmark</w:t>
+            </w:r>
+          </w:p>
+        </w:tc>
+        <w:tc>
+          <w:tcPr/>
+          <w:p>
+            <w:pPr>
+              <w:pStyle w:val="Compact"/>
+            </w:pPr>
+            <w:r>
+              <w:t xml:space="preserve">Qwen3.6 27B</w:t>
+            </w:r>
+          </w:p>
+        </w:tc>
+        <w:tc>
+          <w:tcPr/>
+          <w:p>
+            <w:pPr>
+              <w:pStyle w:val="Compact"/>
+            </w:pPr>
+            <w:r>
+              <w:t xml:space="preserve">Gemini 2.5 Flash</w:t>
+            </w:r>
+          </w:p>
+        </w:tc>
+        <w:tc>
+          <w:tcPr/>
+          <w:p>
+            <w:pPr>
+              <w:pStyle w:val="Compact"/>
+            </w:pPr>
+            <w:r>
+              <w:t xml:space="preserve">Note</w:t>
+            </w:r>
+          </w:p>
+        </w:tc>
+      </w:tr>
+      <w:tr>
+        <w:tc>
+          <w:tcPr/>
+          <w:p>
+            <w:pPr>
+              <w:pStyle w:val="Compact"/>
+            </w:pPr>
+            <w:r>
+              <w:rPr>
+                <w:b/>
+                <w:bCs/>
+              </w:rPr>
+              <w:t xml:space="preserve">SWE-bench Verified</w:t>
+            </w:r>
+          </w:p>
+        </w:tc>
+        <w:tc>
+          <w:tcPr/>
+          <w:p>
+            <w:pPr>
+              <w:pStyle w:val="Compact"/>
+            </w:pPr>
+            <w:r>
+              <w:rPr>
+                <w:b/>
+                <w:bCs/>
+              </w:rPr>
+              <w:t xml:space="preserve">77.2</w:t>
+            </w:r>
+          </w:p>
+        </w:tc>
+        <w:tc>
+          <w:tcPr/>
+          <w:p>
+            <w:pPr>
+              <w:pStyle w:val="Compact"/>
+            </w:pPr>
+            <w:r>
+              <w:t xml:space="preserve">60.3</w:t>
+            </w:r>
+            <w:r>
+              <w:t xml:space="preserve"> </w:t>
+            </w:r>
+            <w:r>
+              <w:rPr>
+                <w:i/>
+                <w:iCs/>
+              </w:rPr>
+              <w:t xml:space="preserve">(48.9 single-attempt)</w:t>
+            </w:r>
+          </w:p>
+        </w:tc>
+        <w:tc>
+          <w:tcPr/>
+          <w:p>
+            <w:pPr>
+              <w:pStyle w:val="Compact"/>
+            </w:pPr>
+          </w:p>
+        </w:tc>
+      </w:tr>
+      <w:tr>
+        <w:tc>
+          <w:tcPr/>
+          <w:p>
+            <w:pPr>
+              <w:pStyle w:val="Compact"/>
+            </w:pPr>
+            <w:r>
+              <w:t xml:space="preserve">SWE-bench Pro</w:t>
+            </w:r>
+          </w:p>
+        </w:tc>
+        <w:tc>
+          <w:tcPr/>
+          <w:p>
+            <w:pPr>
+              <w:pStyle w:val="Compact"/>
+            </w:pPr>
+            <w:r>
+              <w:t xml:space="preserve">53.5</w:t>
+            </w:r>
+          </w:p>
+        </w:tc>
+        <w:tc>
+          <w:tcPr/>
+          <w:p>
+            <w:pPr>
+              <w:pStyle w:val="Compact"/>
+            </w:pPr>
+            <w:r>
+              <w:t xml:space="preserve">—</w:t>
+            </w:r>
+          </w:p>
+        </w:tc>
+        <w:tc>
+          <w:tcPr/>
+          <w:p>
+            <w:pPr>
+              <w:pStyle w:val="Compact"/>
+            </w:pPr>
+          </w:p>
+        </w:tc>
+      </w:tr>
+      <w:tr>
+        <w:tc>
+          <w:tcPr/>
+          <w:p>
+            <w:pPr>
+              <w:pStyle w:val="Compact"/>
+            </w:pPr>
+            <w:r>
+              <w:t xml:space="preserve">SWE-bench Multilingual</w:t>
+            </w:r>
+          </w:p>
+        </w:tc>
+        <w:tc>
+          <w:tcPr/>
+          <w:p>
+            <w:pPr>
+              <w:pStyle w:val="Compact"/>
+            </w:pPr>
+            <w:r>
+              <w:t xml:space="preserve">71.3</w:t>
+            </w:r>
+          </w:p>
+        </w:tc>
+        <w:tc>
+          <w:tcPr/>
+          <w:p>
+            <w:pPr>
+              <w:pStyle w:val="Compact"/>
+            </w:pPr>
+            <w:r>
+              <w:t xml:space="preserve">—</w:t>
+            </w:r>
+          </w:p>
+        </w:tc>
+        <w:tc>
+          <w:tcPr/>
+          <w:p>
+            <w:pPr>
+              <w:pStyle w:val="Compact"/>
+            </w:pPr>
+          </w:p>
+        </w:tc>
+      </w:tr>
+      <w:tr>
+        <w:tc>
+          <w:tcPr/>
+          <w:p>
+            <w:pPr>
+              <w:pStyle w:val="Compact"/>
+            </w:pPr>
+            <w:r>
+              <w:t xml:space="preserve">Terminal-Bench</w:t>
+            </w:r>
+          </w:p>
+        </w:tc>
+        <w:tc>
+          <w:tcPr/>
+          <w:p>
+            <w:pPr>
+              <w:pStyle w:val="Compact"/>
+            </w:pPr>
+            <w:r>
+              <w:rPr>
+                <w:b/>
+                <w:bCs/>
+              </w:rPr>
+              <w:t xml:space="preserve">59.3</w:t>
+            </w:r>
+            <w:r>
+              <w:t xml:space="preserve"> </w:t>
+            </w:r>
+            <w:r>
+              <w:t xml:space="preserve">(v2.0)</w:t>
+            </w:r>
+          </w:p>
+        </w:tc>
+        <w:tc>
+          <w:tcPr/>
+          <w:p>
+            <w:pPr>
+              <w:pStyle w:val="Compact"/>
+            </w:pPr>
+            <w:r>
+              <w:t xml:space="preserve">17.1 (version unstated)</w:t>
+            </w:r>
+          </w:p>
+        </w:tc>
+        <w:tc>
+          <w:tcPr/>
+          <w:p>
+            <w:pPr>
+              <w:pStyle w:val="Compact"/>
+            </w:pPr>
+            <w:r>
+              <w:t xml:space="preserve">⚠️ likely different versions</w:t>
+            </w:r>
+          </w:p>
+        </w:tc>
+      </w:tr>
+      <w:tr>
+        <w:tc>
+          <w:tcPr/>
+          <w:p>
+            <w:pPr>
+              <w:pStyle w:val="Compact"/>
+            </w:pPr>
+            <w:r>
+              <w:t xml:space="preserve">LiveCodeBench</w:t>
+            </w:r>
+          </w:p>
+        </w:tc>
+        <w:tc>
+          <w:tcPr/>
+          <w:p>
+            <w:pPr>
+              <w:pStyle w:val="Compact"/>
+            </w:pPr>
+            <w:r>
+              <w:rPr>
+                <w:b/>
+                <w:bCs/>
+              </w:rPr>
+              <w:t xml:space="preserve">83.9</w:t>
+            </w:r>
+            <w:r>
+              <w:t xml:space="preserve"> </w:t>
+            </w:r>
+            <w:r>
+              <w:t xml:space="preserve">(v6)</w:t>
+            </w:r>
+          </w:p>
+        </w:tc>
+        <w:tc>
+          <w:tcPr/>
+          <w:p>
+            <w:pPr>
+              <w:pStyle w:val="Compact"/>
+            </w:pPr>
+            <w:r>
+              <w:t xml:space="preserve">69.5 (version unstated)</w:t>
+            </w:r>
+          </w:p>
+        </w:tc>
+        <w:tc>
+          <w:tcPr/>
+          <w:p>
+            <w:pPr>
+              <w:pStyle w:val="Compact"/>
+            </w:pPr>
+            <w:r>
+              <w:t xml:space="preserve">⚠️ likely different versions</w:t>
+            </w:r>
+          </w:p>
+        </w:tc>
+      </w:tr>
+      <w:tr>
+        <w:tc>
+          <w:tcPr/>
+          <w:p>
+            <w:pPr>
+              <w:pStyle w:val="Compact"/>
+            </w:pPr>
+            <w:r>
+              <w:t xml:space="preserve">SciCode</w:t>
+            </w:r>
+          </w:p>
+        </w:tc>
+        <w:tc>
+          <w:tcPr/>
+          <w:p>
+            <w:pPr>
+              <w:pStyle w:val="Compact"/>
+            </w:pPr>
+            <w:r>
+              <w:t xml:space="preserve">—</w:t>
+            </w:r>
+          </w:p>
+        </w:tc>
+        <w:tc>
+          <w:tcPr/>
+          <w:p>
+            <w:pPr>
+              <w:pStyle w:val="Compact"/>
+            </w:pPr>
+            <w:r>
+              <w:t xml:space="preserve">39.4</w:t>
+            </w:r>
+          </w:p>
+        </w:tc>
+        <w:tc>
+          <w:tcPr/>
+          <w:p>
+            <w:pPr>
+              <w:pStyle w:val="Compact"/>
+            </w:pPr>
+          </w:p>
+        </w:tc>
+      </w:tr>
+      <w:tr>
+        <w:tc>
+          <w:tcPr/>
+          <w:p>
+            <w:pPr>
+              <w:pStyle w:val="Compact"/>
+            </w:pPr>
+            <w:r>
+              <w:t xml:space="preserve">NL2Repo</w:t>
+            </w:r>
+          </w:p>
+        </w:tc>
+        <w:tc>
+          <w:tcPr/>
+          <w:p>
+            <w:pPr>
+              <w:pStyle w:val="Compact"/>
+            </w:pPr>
+            <w:r>
+              <w:t xml:space="preserve">36.2</w:t>
+            </w:r>
+          </w:p>
+        </w:tc>
+        <w:tc>
+          <w:tcPr/>
+          <w:p>
+            <w:pPr>
+              <w:pStyle w:val="Compact"/>
+            </w:pPr>
+            <w:r>
+              <w:t xml:space="preserve">—</w:t>
+            </w:r>
+          </w:p>
+        </w:tc>
+        <w:tc>
+          <w:tcPr/>
+          <w:p>
+            <w:pPr>
+              <w:pStyle w:val="Compact"/>
+            </w:pPr>
+          </w:p>
+        </w:tc>
+      </w:tr>
+    </w:tbl>
+    <w:bookmarkEnd w:id="15"/>
+    <w:bookmarkStart w:id="16" w:name="mathematics"/>
+    <w:p>
+      <w:pPr>
+        <w:pStyle w:val="Heading3"/>
+      </w:pPr>
+      <w:r>
+        <w:t xml:space="preserve">Mathematics</w:t>
+      </w:r>
+    </w:p>
+    <w:tbl>
+      <w:tblPr>
+        <w:tblStyle w:val="Table"/>
+        <w:tblW w:type="auto" w:w="0"/>
+        <w:tblLook w:firstRow="1" w:lastRow="0" w:firstColumn="0" w:lastColumn="0" w:noHBand="0" w:noVBand="0" w:val="0020"/>
+      </w:tblPr>
+      <w:tblGrid>
+        <w:gridCol w:w="1980"/>
+        <w:gridCol w:w="1980"/>
+        <w:gridCol w:w="1980"/>
+        <w:gridCol w:w="1980"/>
+      </w:tblGrid>
+      <w:tr>
+        <w:trPr>
+          <w:tblHeader w:val="on"/>
+        </w:trPr>
+        <w:tc>
+          <w:tcPr/>
+          <w:p>
+            <w:pPr>
+              <w:pStyle w:val="Compact"/>
+            </w:pPr>
+            <w:r>
+              <w:t xml:space="preserve">Benchmark</w:t>
+            </w:r>
+          </w:p>
+        </w:tc>
+        <w:tc>
+          <w:tcPr/>
+          <w:p>
+            <w:pPr>
+              <w:pStyle w:val="Compact"/>
+            </w:pPr>
+            <w:r>
+              <w:t xml:space="preserve">Qwen3.6 27B</w:t>
+            </w:r>
+          </w:p>
+        </w:tc>
+        <w:tc>
+          <w:tcPr/>
+          <w:p>
+            <w:pPr>
+              <w:pStyle w:val="Compact"/>
+            </w:pPr>
+            <w:r>
+              <w:t xml:space="preserve">Gemini 2.5 Flash</w:t>
+            </w:r>
+          </w:p>
+        </w:tc>
+        <w:tc>
+          <w:tcPr/>
+          <w:p>
+            <w:pPr>
+              <w:pStyle w:val="Compact"/>
+            </w:pPr>
+            <w:r>
+              <w:t xml:space="preserve">Note</w:t>
+            </w:r>
+          </w:p>
+        </w:tc>
+      </w:tr>
+      <w:tr>
+        <w:tc>
+          <w:tcPr/>
+          <w:p>
+            <w:pPr>
+              <w:pStyle w:val="Compact"/>
+            </w:pPr>
+            <w:r>
+              <w:t xml:space="preserve">AIME</w:t>
+            </w:r>
+          </w:p>
+        </w:tc>
+        <w:tc>
+          <w:tcPr/>
+          <w:p>
+            <w:pPr>
+              <w:pStyle w:val="Compact"/>
+            </w:pPr>
+            <w:r>
+              <w:rPr>
+                <w:b/>
+                <w:bCs/>
+              </w:rPr>
+              <w:t xml:space="preserve">94.1</w:t>
+            </w:r>
+            <w:r>
+              <w:t xml:space="preserve"> </w:t>
+            </w:r>
+            <w:r>
+              <w:t xml:space="preserve">(AIME26)</w:t>
+            </w:r>
+          </w:p>
+        </w:tc>
+        <w:tc>
+          <w:tcPr/>
+          <w:p>
+            <w:pPr>
+              <w:pStyle w:val="Compact"/>
+            </w:pPr>
+            <w:r>
+              <w:t xml:space="preserve">73.1 (2024/25)</w:t>
+            </w:r>
+            <w:r>
+              <w:t xml:space="preserve"> </w:t>
+            </w:r>
+            <w:r>
+              <w:rPr>
+                <w:i/>
+                <w:iCs/>
+              </w:rPr>
+              <w:t xml:space="preserve">(88.0 for 2024 elsewhere)</w:t>
+            </w:r>
+          </w:p>
+        </w:tc>
+        <w:tc>
+          <w:tcPr/>
+          <w:p>
+            <w:pPr>
+              <w:pStyle w:val="Compact"/>
+            </w:pPr>
+            <w:r>
+              <w:t xml:space="preserve">⚠️ different years</w:t>
+            </w:r>
+          </w:p>
+        </w:tc>
+      </w:tr>
+      <w:tr>
+        <w:tc>
+          <w:tcPr/>
+          <w:p>
+            <w:pPr>
+              <w:pStyle w:val="Compact"/>
+            </w:pPr>
+            <w:r>
+              <w:t xml:space="preserve">HMMT</w:t>
+            </w:r>
+          </w:p>
+        </w:tc>
+        <w:tc>
+          <w:tcPr/>
+          <w:p>
+            <w:pPr>
+              <w:pStyle w:val="Compact"/>
+            </w:pPr>
+            <w:r>
+              <w:t xml:space="preserve">93.8 / 90.7 / 84.3</w:t>
+            </w:r>
+          </w:p>
+        </w:tc>
+        <w:tc>
+          <w:tcPr/>
+          <w:p>
+            <w:pPr>
+              <w:pStyle w:val="Compact"/>
+            </w:pPr>
+            <w:r>
+              <w:t xml:space="preserve">—</w:t>
+            </w:r>
+          </w:p>
+        </w:tc>
+        <w:tc>
+          <w:tcPr/>
+          <w:p>
+            <w:pPr>
+              <w:pStyle w:val="Compact"/>
+            </w:pPr>
+            <w:r>
+              <w:t xml:space="preserve">Feb25 / Nov25 / Feb26</w:t>
+            </w:r>
+          </w:p>
+        </w:tc>
+      </w:tr>
+      <w:tr>
+        <w:tc>
+          <w:tcPr/>
+          <w:p>
+            <w:pPr>
+              <w:pStyle w:val="Compact"/>
+            </w:pPr>
+            <w:r>
+              <w:t xml:space="preserve">IMOAnswerBench</w:t>
+            </w:r>
+          </w:p>
+        </w:tc>
+        <w:tc>
+          <w:tcPr/>
+          <w:p>
+            <w:pPr>
+              <w:pStyle w:val="Compact"/>
+            </w:pPr>
+            <w:r>
+              <w:t xml:space="preserve">80.8</w:t>
+            </w:r>
+          </w:p>
+        </w:tc>
+        <w:tc>
+          <w:tcPr/>
+          <w:p>
+            <w:pPr>
+              <w:pStyle w:val="Compact"/>
+            </w:pPr>
+            <w:r>
+              <w:t xml:space="preserve">—</w:t>
+            </w:r>
+          </w:p>
+        </w:tc>
+        <w:tc>
+          <w:tcPr/>
+          <w:p>
+            <w:pPr>
+              <w:pStyle w:val="Compact"/>
+            </w:pPr>
+          </w:p>
+        </w:tc>
+      </w:tr>
+      <w:tr>
+        <w:tc>
+          <w:tcPr/>
+          <w:p>
+            <w:pPr>
+              <w:pStyle w:val="Compact"/>
+            </w:pPr>
+            <w:r>
+              <w:t xml:space="preserve">FrontierMath</w:t>
+            </w:r>
+          </w:p>
+        </w:tc>
+        <w:tc>
+          <w:tcPr/>
+          <w:p>
+            <w:pPr>
+              <w:pStyle w:val="Compact"/>
+            </w:pPr>
+            <w:r>
+              <w:t xml:space="preserve">—</w:t>
+            </w:r>
+          </w:p>
+        </w:tc>
+        <w:tc>
+          <w:tcPr/>
+          <w:p>
+            <w:pPr>
+              <w:pStyle w:val="Compact"/>
+            </w:pPr>
+            <w:r>
+              <w:t xml:space="preserve">4.8</w:t>
+            </w:r>
+          </w:p>
+        </w:tc>
+        <w:tc>
+          <w:tcPr/>
+          <w:p>
+            <w:pPr>
+              <w:pStyle w:val="Compact"/>
+            </w:pPr>
+          </w:p>
+        </w:tc>
+      </w:tr>
+    </w:tbl>
+    <w:bookmarkEnd w:id="16"/>
+    <w:bookmarkStart w:id="17" w:name="agentic-and-tool-use"/>
+    <w:p>
+      <w:pPr>
+        <w:pStyle w:val="Heading3"/>
+      </w:pPr>
+      <w:r>
+        <w:t xml:space="preserve">Agentic and tool use</w:t>
+      </w:r>
+    </w:p>
+    <w:tbl>
+      <w:tblPr>
+        <w:tblStyle w:val="Table"/>
+        <w:tblW w:type="auto" w:w="0"/>
+        <w:tblLook w:firstRow="1" w:lastRow="0" w:firstColumn="0" w:lastColumn="0" w:noHBand="0" w:noVBand="0" w:val="0020"/>
+      </w:tblPr>
+      <w:tblGrid>
+        <w:gridCol w:w="1980"/>
+        <w:gridCol w:w="1980"/>
+        <w:gridCol w:w="1980"/>
+        <w:gridCol w:w="1980"/>
+      </w:tblGrid>
+      <w:tr>
+        <w:trPr>
+          <w:tblHeader w:val="on"/>
+        </w:trPr>
+        <w:tc>
+          <w:tcPr/>
+          <w:p>
+            <w:pPr>
+              <w:pStyle w:val="Compact"/>
+            </w:pPr>
+            <w:r>
+              <w:t xml:space="preserve">Benchmark</w:t>
+            </w:r>
+          </w:p>
+        </w:tc>
+        <w:tc>
+          <w:tcPr/>
+          <w:p>
+            <w:pPr>
+              <w:pStyle w:val="Compact"/>
+            </w:pPr>
+            <w:r>
+              <w:t xml:space="preserve">Qwen3.6 27B</w:t>
+            </w:r>
+          </w:p>
+        </w:tc>
+        <w:tc>
+          <w:tcPr/>
+          <w:p>
+            <w:pPr>
+              <w:pStyle w:val="Compact"/>
+            </w:pPr>
+            <w:r>
+              <w:t xml:space="preserve">Gemini 2.5 Flash</w:t>
+            </w:r>
+          </w:p>
+        </w:tc>
+        <w:tc>
+          <w:tcPr/>
+          <w:p>
+            <w:pPr>
+              <w:pStyle w:val="Compact"/>
+            </w:pPr>
+            <w:r>
+              <w:t xml:space="preserve">Note</w:t>
+            </w:r>
+          </w:p>
+        </w:tc>
+      </w:tr>
+      <w:tr>
+        <w:tc>
+          <w:tcPr/>
+          <w:p>
+            <w:pPr>
+              <w:pStyle w:val="Compact"/>
+            </w:pPr>
+            <w:r>
+              <w:t xml:space="preserve">τ²-bench</w:t>
+            </w:r>
+          </w:p>
+        </w:tc>
+        <w:tc>
+          <w:tcPr/>
+          <w:p>
+            <w:pPr>
+              <w:pStyle w:val="Compact"/>
+            </w:pPr>
+            <w:r>
+              <w:t xml:space="preserve">—</w:t>
+            </w:r>
+          </w:p>
+        </w:tc>
+        <w:tc>
+          <w:tcPr/>
+          <w:p>
+            <w:pPr>
+              <w:pStyle w:val="Compact"/>
+            </w:pPr>
+            <w:r>
+              <w:t xml:space="preserve">31.6</w:t>
+            </w:r>
+          </w:p>
+        </w:tc>
+        <w:tc>
+          <w:tcPr/>
+          <w:p>
+            <w:pPr>
+              <w:pStyle w:val="Compact"/>
+            </w:pPr>
+          </w:p>
+        </w:tc>
+      </w:tr>
+      <w:tr>
+        <w:tc>
+          <w:tcPr/>
+          <w:p>
+            <w:pPr>
+              <w:pStyle w:val="Compact"/>
+            </w:pPr>
+            <w:r>
+              <w:t xml:space="preserve">QwenWebBench</w:t>
+            </w:r>
+          </w:p>
+        </w:tc>
+        <w:tc>
+          <w:tcPr/>
+          <w:p>
+            <w:pPr>
+              <w:pStyle w:val="Compact"/>
+            </w:pPr>
+            <w:r>
+              <w:t xml:space="preserve">1487</w:t>
+            </w:r>
+          </w:p>
+        </w:tc>
+        <w:tc>
+          <w:tcPr/>
+          <w:p>
+            <w:pPr>
+              <w:pStyle w:val="Compact"/>
+            </w:pPr>
+            <w:r>
+              <w:t xml:space="preserve">—</w:t>
+            </w:r>
+          </w:p>
+        </w:tc>
+        <w:tc>
+          <w:tcPr/>
+          <w:p>
+            <w:pPr>
+              <w:pStyle w:val="Compact"/>
+            </w:pPr>
+            <w:r>
+              <w:t xml:space="preserve">Qwen-authored</w:t>
+            </w:r>
+          </w:p>
+        </w:tc>
+      </w:tr>
+      <w:tr>
+        <w:tc>
+          <w:tcPr/>
+          <w:p>
+            <w:pPr>
+              <w:pStyle w:val="Compact"/>
+            </w:pPr>
+            <w:r>
+              <w:t xml:space="preserve">SkillsBench Avg5</w:t>
+            </w:r>
+          </w:p>
+        </w:tc>
+        <w:tc>
+          <w:tcPr/>
+          <w:p>
+            <w:pPr>
+              <w:pStyle w:val="Compact"/>
+            </w:pPr>
+            <w:r>
+              <w:t xml:space="preserve">48.2</w:t>
+            </w:r>
+          </w:p>
+        </w:tc>
+        <w:tc>
+          <w:tcPr/>
+          <w:p>
+            <w:pPr>
+              <w:pStyle w:val="Compact"/>
+            </w:pPr>
+            <w:r>
+              <w:t xml:space="preserve">—</w:t>
+            </w:r>
+          </w:p>
+        </w:tc>
+        <w:tc>
+          <w:tcPr/>
+          <w:p>
+            <w:pPr>
+              <w:pStyle w:val="Compact"/>
+            </w:pPr>
+          </w:p>
+        </w:tc>
+      </w:tr>
+      <w:tr>
+        <w:tc>
+          <w:tcPr/>
+          <w:p>
+            <w:pPr>
+              <w:pStyle w:val="Compact"/>
+            </w:pPr>
+            <w:r>
+              <w:t xml:space="preserve">AndroidWorld</w:t>
+            </w:r>
+          </w:p>
+        </w:tc>
+        <w:tc>
+          <w:tcPr/>
+          <w:p>
+            <w:pPr>
+              <w:pStyle w:val="Compact"/>
+            </w:pPr>
+            <w:r>
+              <w:t xml:space="preserve">70.3</w:t>
+            </w:r>
+          </w:p>
+        </w:tc>
+        <w:tc>
+          <w:tcPr/>
+          <w:p>
+            <w:pPr>
+              <w:pStyle w:val="Compact"/>
+            </w:pPr>
+            <w:r>
+              <w:t xml:space="preserve">—</w:t>
+            </w:r>
+          </w:p>
+        </w:tc>
+        <w:tc>
+          <w:tcPr/>
+          <w:p>
+            <w:pPr>
+              <w:pStyle w:val="Compact"/>
+            </w:pPr>
+          </w:p>
+        </w:tc>
+      </w:tr>
+      <w:tr>
+        <w:tc>
+          <w:tcPr/>
+          <w:p>
+            <w:pPr>
+              <w:pStyle w:val="Compact"/>
+            </w:pPr>
+            <w:r>
+              <w:t xml:space="preserve">APEX</w:t>
+            </w:r>
+          </w:p>
+        </w:tc>
+        <w:tc>
+          <w:tcPr/>
+          <w:p>
+            <w:pPr>
+              <w:pStyle w:val="Compact"/>
+            </w:pPr>
+            <w:r>
+              <w:t xml:space="preserve">—</w:t>
+            </w:r>
+          </w:p>
+        </w:tc>
+        <w:tc>
+          <w:tcPr/>
+          <w:p>
+            <w:pPr>
+              <w:pStyle w:val="Compact"/>
+            </w:pPr>
+            <w:r>
+              <w:t xml:space="preserve">1.8</w:t>
+            </w:r>
+          </w:p>
+        </w:tc>
+        <w:tc>
+          <w:tcPr/>
+          <w:p>
+            <w:pPr>
+              <w:pStyle w:val="Compact"/>
+            </w:pPr>
+          </w:p>
+        </w:tc>
+      </w:tr>
+    </w:tbl>
+    <w:bookmarkEnd w:id="17"/>
+    <w:bookmarkStart w:id="18" w:name="X180fc3153db696c417cc9ecbf9f5e08d19458b3"/>
+    <w:p>
+      <w:pPr>
+        <w:pStyle w:val="Heading3"/>
+      </w:pPr>
+      <w:r>
+        <w:t xml:space="preserve">Multilingual — the closest thing to relevant, and it is not close</w:t>
       </w:r>
     </w:p>
     <w:tbl>
@@ -2231,314 +3235,128 @@
               <w:pStyle w:val="Compact"/>
             </w:pPr>
             <w:r>
-              <w:t xml:space="preserve">Weight</w:t>
-            </w:r>
-          </w:p>
-        </w:tc>
-        <w:tc>
-          <w:tcPr/>
-          <w:p>
-            <w:pPr>
-              <w:pStyle w:val="Compact"/>
-            </w:pPr>
-            <w:r>
-              <w:t xml:space="preserve">Relevance</w:t>
-            </w:r>
-          </w:p>
-        </w:tc>
-      </w:tr>
-      <w:tr>
-        <w:tc>
-          <w:tcPr/>
-          <w:p>
-            <w:pPr>
-              <w:pStyle w:val="Compact"/>
-            </w:pPr>
-            <w:r>
-              <w:t xml:space="preserve">Terminal-Bench v2.1</w:t>
-            </w:r>
-          </w:p>
-        </w:tc>
-        <w:tc>
-          <w:tcPr/>
-          <w:p>
-            <w:pPr>
-              <w:pStyle w:val="Compact"/>
-            </w:pPr>
-            <w:r>
-              <w:t xml:space="preserve">16%</w:t>
-            </w:r>
-          </w:p>
-        </w:tc>
-        <w:tc>
-          <w:tcPr/>
-          <w:p>
-            <w:pPr>
-              <w:pStyle w:val="Compact"/>
-            </w:pPr>
-            <w:r>
-              <w:t xml:space="preserve">None — no terminal, no agent loop</w:t>
-            </w:r>
-          </w:p>
-        </w:tc>
-      </w:tr>
-      <w:tr>
-        <w:tc>
-          <w:tcPr/>
-          <w:p>
-            <w:pPr>
-              <w:pStyle w:val="Compact"/>
-            </w:pPr>
-            <w:r>
-              <w:t xml:space="preserve">SciCode</w:t>
-            </w:r>
-          </w:p>
-        </w:tc>
-        <w:tc>
-          <w:tcPr/>
-          <w:p>
-            <w:pPr>
-              <w:pStyle w:val="Compact"/>
-            </w:pPr>
-            <w:r>
-              <w:t xml:space="preserve">8%</w:t>
-            </w:r>
-          </w:p>
-        </w:tc>
-        <w:tc>
-          <w:tcPr/>
-          <w:p>
-            <w:pPr>
-              <w:pStyle w:val="Compact"/>
-            </w:pPr>
-            <w:r>
-              <w:t xml:space="preserve">None</w:t>
-            </w:r>
-          </w:p>
-        </w:tc>
-      </w:tr>
-      <w:tr>
-        <w:tc>
-          <w:tcPr/>
-          <w:p>
-            <w:pPr>
-              <w:pStyle w:val="Compact"/>
-            </w:pPr>
-            <w:r>
-              <w:t xml:space="preserve">CritPt</w:t>
-            </w:r>
-          </w:p>
-        </w:tc>
-        <w:tc>
-          <w:tcPr/>
-          <w:p>
-            <w:pPr>
-              <w:pStyle w:val="Compact"/>
-            </w:pPr>
-            <w:r>
-              <w:t xml:space="preserve">6%</w:t>
-            </w:r>
-          </w:p>
-        </w:tc>
-        <w:tc>
-          <w:tcPr/>
-          <w:p>
-            <w:pPr>
-              <w:pStyle w:val="Compact"/>
-            </w:pPr>
-            <w:r>
-              <w:t xml:space="preserve">None</w:t>
-            </w:r>
-          </w:p>
-        </w:tc>
-      </w:tr>
-      <w:tr>
-        <w:tc>
-          <w:tcPr/>
-          <w:p>
-            <w:pPr>
-              <w:pStyle w:val="Compact"/>
-            </w:pPr>
-            <w:r>
-              <w:t xml:space="preserve">GPQA Diamond</w:t>
-            </w:r>
-          </w:p>
-        </w:tc>
-        <w:tc>
-          <w:tcPr/>
-          <w:p>
-            <w:pPr>
-              <w:pStyle w:val="Compact"/>
-            </w:pPr>
-            <w:r>
-              <w:t xml:space="preserve">6%</w:t>
-            </w:r>
-          </w:p>
-        </w:tc>
-        <w:tc>
-          <w:tcPr/>
-          <w:p>
-            <w:pPr>
-              <w:pStyle w:val="Compact"/>
-            </w:pPr>
-            <w:r>
-              <w:t xml:space="preserve">None</w:t>
-            </w:r>
-          </w:p>
-        </w:tc>
-      </w:tr>
-      <w:tr>
-        <w:tc>
-          <w:tcPr/>
-          <w:p>
-            <w:pPr>
-              <w:pStyle w:val="Compact"/>
-            </w:pPr>
-            <w:r>
-              <w:t xml:space="preserve">Humanity's Last Exam</w:t>
-            </w:r>
-          </w:p>
-        </w:tc>
-        <w:tc>
-          <w:tcPr/>
-          <w:p>
-            <w:pPr>
-              <w:pStyle w:val="Compact"/>
-            </w:pPr>
-            <w:r>
-              <w:t xml:space="preserve">12%</w:t>
-            </w:r>
-          </w:p>
-        </w:tc>
-        <w:tc>
-          <w:tcPr/>
-          <w:p>
-            <w:pPr>
-              <w:pStyle w:val="Compact"/>
-            </w:pPr>
-            <w:r>
-              <w:t xml:space="preserve">Near-none</w:t>
-            </w:r>
-          </w:p>
-        </w:tc>
-      </w:tr>
-      <w:tr>
-        <w:tc>
-          <w:tcPr/>
-          <w:p>
-            <w:pPr>
-              <w:pStyle w:val="Compact"/>
-            </w:pPr>
-            <w:r>
-              <w:t xml:space="preserve">τ³-Banking</w:t>
-            </w:r>
-          </w:p>
-        </w:tc>
-        <w:tc>
-          <w:tcPr/>
-          <w:p>
-            <w:pPr>
-              <w:pStyle w:val="Compact"/>
-            </w:pPr>
-            <w:r>
-              <w:t xml:space="preserve">14%</w:t>
-            </w:r>
-          </w:p>
-        </w:tc>
-        <w:tc>
-          <w:tcPr/>
-          <w:p>
-            <w:pPr>
-              <w:pStyle w:val="Compact"/>
-            </w:pPr>
-            <w:r>
-              <w:t xml:space="preserve">Low — no tools; slight parallel in policy adherence</w:t>
-            </w:r>
-          </w:p>
-        </w:tc>
-      </w:tr>
-      <w:tr>
-        <w:tc>
-          <w:tcPr/>
-          <w:p>
-            <w:pPr>
-              <w:pStyle w:val="Compact"/>
-            </w:pPr>
-            <w:r>
-              <w:t xml:space="preserve">AA-LCR</w:t>
-            </w:r>
-          </w:p>
-        </w:tc>
-        <w:tc>
-          <w:tcPr/>
-          <w:p>
-            <w:pPr>
-              <w:pStyle w:val="Compact"/>
-            </w:pPr>
-            <w:r>
-              <w:t xml:space="preserve">6%</w:t>
-            </w:r>
-          </w:p>
-        </w:tc>
-        <w:tc>
-          <w:tcPr/>
-          <w:p>
-            <w:pPr>
-              <w:pStyle w:val="Compact"/>
-            </w:pPr>
-            <w:r>
-              <w:t xml:space="preserve">Low — the prompt is ~9.6k characters, not 100k</w:t>
-            </w:r>
-          </w:p>
-        </w:tc>
-      </w:tr>
-      <w:tr>
-        <w:tc>
-          <w:tcPr/>
-          <w:p>
-            <w:pPr>
-              <w:pStyle w:val="Compact"/>
-            </w:pPr>
-            <w:r>
-              <w:t xml:space="preserve">GDPval-AA v2</w:t>
-            </w:r>
-          </w:p>
-        </w:tc>
-        <w:tc>
-          <w:tcPr/>
-          <w:p>
-            <w:pPr>
-              <w:pStyle w:val="Compact"/>
-            </w:pPr>
-            <w:r>
-              <w:t xml:space="preserve">20%</w:t>
-            </w:r>
-          </w:p>
-        </w:tc>
-        <w:tc>
-          <w:tcPr/>
-          <w:p>
-            <w:pPr>
-              <w:pStyle w:val="Compact"/>
-            </w:pPr>
-            <w:r>
-              <w:t xml:space="preserve">Weak to moderate — professional task quality, but no Thai and no classification</w:t>
-            </w:r>
-          </w:p>
-        </w:tc>
-      </w:tr>
-      <w:tr>
-        <w:tc>
-          <w:tcPr/>
-          <w:p>
-            <w:pPr>
-              <w:pStyle w:val="Compact"/>
-            </w:pPr>
-            <w:r>
-              <w:t xml:space="preserve">AA-Omniscience, non-hallucination half</w:t>
-            </w:r>
-          </w:p>
-        </w:tc>
+              <w:t xml:space="preserve">Qwen3.6 27B</w:t>
+            </w:r>
+          </w:p>
+        </w:tc>
+        <w:tc>
+          <w:tcPr/>
+          <w:p>
+            <w:pPr>
+              <w:pStyle w:val="Compact"/>
+            </w:pPr>
+            <w:r>
+              <w:t xml:space="preserve">Gemini 2.5 Flash</w:t>
+            </w:r>
+          </w:p>
+        </w:tc>
+      </w:tr>
+      <w:tr>
+        <w:tc>
+          <w:tcPr/>
+          <w:p>
+            <w:pPr>
+              <w:pStyle w:val="Compact"/>
+            </w:pPr>
+            <w:r>
+              <w:t xml:space="preserve">SWE-bench Multilingual</w:t>
+            </w:r>
+          </w:p>
+        </w:tc>
+        <w:tc>
+          <w:tcPr/>
+          <w:p>
+            <w:pPr>
+              <w:pStyle w:val="Compact"/>
+            </w:pPr>
+            <w:r>
+              <w:t xml:space="preserve">71.3</w:t>
+            </w:r>
+          </w:p>
+        </w:tc>
+        <w:tc>
+          <w:tcPr/>
+          <w:p>
+            <w:pPr>
+              <w:pStyle w:val="Compact"/>
+            </w:pPr>
+            <w:r>
+              <w:t xml:space="preserve">—</w:t>
+            </w:r>
+          </w:p>
+        </w:tc>
+      </w:tr>
+      <w:tr>
+        <w:tc>
+          <w:tcPr/>
+          <w:p>
+            <w:pPr>
+              <w:pStyle w:val="Compact"/>
+            </w:pPr>
+            <w:r>
+              <w:t xml:space="preserve">Global-MMLU-Lite</w:t>
+            </w:r>
+          </w:p>
+        </w:tc>
+        <w:tc>
+          <w:tcPr/>
+          <w:p>
+            <w:pPr>
+              <w:pStyle w:val="Compact"/>
+            </w:pPr>
+            <w:r>
+              <w:t xml:space="preserve">—</w:t>
+            </w:r>
+          </w:p>
+        </w:tc>
+        <w:tc>
+          <w:tcPr/>
+          <w:p>
+            <w:pPr>
+              <w:pStyle w:val="Compact"/>
+            </w:pPr>
+            <w:r>
+              <w:t xml:space="preserve">88.4</w:t>
+            </w:r>
+          </w:p>
+        </w:tc>
+      </w:tr>
+      <w:tr>
+        <w:tc>
+          <w:tcPr/>
+          <w:p>
+            <w:pPr>
+              <w:pStyle w:val="Compact"/>
+            </w:pPr>
+            <w:r>
+              <w:t xml:space="preserve">C-Eval (Chinese)</w:t>
+            </w:r>
+          </w:p>
+        </w:tc>
+        <w:tc>
+          <w:tcPr/>
+          <w:p>
+            <w:pPr>
+              <w:pStyle w:val="Compact"/>
+            </w:pPr>
+            <w:r>
+              <w:t xml:space="preserve">91.4</w:t>
+            </w:r>
+          </w:p>
+        </w:tc>
+        <w:tc>
+          <w:tcPr/>
+          <w:p>
+            <w:pPr>
+              <w:pStyle w:val="Compact"/>
+            </w:pPr>
+            <w:r>
+              <w:t xml:space="preserve">—</w:t>
+            </w:r>
+          </w:p>
+        </w:tc>
+      </w:tr>
+      <w:tr>
         <w:tc>
           <w:tcPr/>
           <w:p>
@@ -2550,7 +3368,7 @@
                 <w:b/>
                 <w:bCs/>
               </w:rPr>
-              <w:t xml:space="preserve">4%</w:t>
+              <w:t xml:space="preserve">Any Thai benchmark</w:t>
             </w:r>
           </w:p>
         </w:tc>
@@ -2565,89 +3383,35 @@
                 <w:b/>
                 <w:bCs/>
               </w:rPr>
-              <w:t xml:space="preserve">Genuinely relevant</w:t>
-            </w:r>
-            <w:r>
-              <w:t xml:space="preserve"> </w:t>
-            </w:r>
-            <w:r>
-              <w:t xml:space="preserve">— the same failure mode this harness measures</w:t>
+              <w:t xml:space="preserve">none published</w:t>
+            </w:r>
+          </w:p>
+        </w:tc>
+        <w:tc>
+          <w:tcPr/>
+          <w:p>
+            <w:pPr>
+              <w:pStyle w:val="Compact"/>
+            </w:pPr>
+            <w:r>
+              <w:rPr>
+                <w:b/>
+                <w:bCs/>
+              </w:rPr>
+              <w:t xml:space="preserve">none published</w:t>
             </w:r>
           </w:p>
         </w:tc>
       </w:tr>
     </w:tbl>
-    <w:p>
-      <w:pPr>
-        <w:pStyle w:val="BodyText"/>
-      </w:pPr>
-      <w:r>
-        <w:rPr>
-          <w:b/>
-          <w:bCs/>
-        </w:rPr>
-        <w:t xml:space="preserve">Roughly 4–10% of the Intelligence Index touches anything this workload exercises.</w:t>
-      </w:r>
-      <w:r>
-        <w:t xml:space="preserve"> </w:t>
-      </w:r>
-      <w:r>
-        <w:t xml:space="preserve">Close to 60% is agentic coding and scientific reasoning, and no component tests Thai or</w:t>
-      </w:r>
-      <w:r>
-        <w:t xml:space="preserve"> </w:t>
-      </w:r>
-      <w:r>
-        <w:t xml:space="preserve">any non-English language.</w:t>
-      </w:r>
-    </w:p>
-    <w:p>
-      <w:pPr>
-        <w:pStyle w:val="BodyText"/>
-      </w:pPr>
-      <w:r>
-        <w:t xml:space="preserve">This resolves the apparent contradiction between the two sources. AA reports a large gap</w:t>
-      </w:r>
-      <w:r>
-        <w:t xml:space="preserve"> </w:t>
-      </w:r>
-      <w:r>
-        <w:t xml:space="preserve">(37 vs 14); this harness reports the two arms as indistinguishable. Both are correct</w:t>
-      </w:r>
-      <w:r>
-        <w:t xml:space="preserve"> </w:t>
-      </w:r>
-      <w:r>
-        <w:t xml:space="preserve">measurements of different things. A 27B reasoning model can be substantially better at</w:t>
-      </w:r>
-      <w:r>
-        <w:t xml:space="preserve"> </w:t>
-      </w:r>
-      <w:r>
-        <w:t xml:space="preserve">graduate physics and terminal agents while being identical at "read a Thai transcript and</w:t>
-      </w:r>
-      <w:r>
-        <w:t xml:space="preserve"> </w:t>
-      </w:r>
-      <w:r>
-        <w:t xml:space="preserve">pick one of four outcomes".</w:t>
-      </w:r>
-    </w:p>
-    <w:p>
-      <w:r>
-        <w:pict>
-          <v:rect style="width:0;height:1.5pt" o:hralign="center" o:hrstd="t" o:hr="t"/>
-        </w:pict>
-      </w:r>
-    </w:p>
-    <w:bookmarkEnd w:id="15"/>
-    <w:bookmarkStart w:id="16" w:name="X3511e1d34adb3f4db1467959b5019b5e4ba9a1d"/>
-    <w:p>
-      <w:pPr>
-        <w:pStyle w:val="Heading2"/>
-      </w:pPr>
-      <w:r>
-        <w:t xml:space="preserve">5. Where the external numbers agree with this harness</w:t>
+    <w:bookmarkEnd w:id="18"/>
+    <w:bookmarkStart w:id="19" w:name="Xadf5bdb13bded0831852e95b64bfcd962969d7c"/>
+    <w:p>
+      <w:pPr>
+        <w:pStyle w:val="Heading3"/>
+      </w:pPr>
+      <w:r>
+        <w:t xml:space="preserve">Vision (not used by this workload, listed for completeness)</w:t>
       </w:r>
     </w:p>
     <w:tbl>
@@ -2671,6 +3435,1109 @@
             <w:pPr>
               <w:pStyle w:val="Compact"/>
             </w:pPr>
+            <w:r>
+              <w:t xml:space="preserve">Benchmark</w:t>
+            </w:r>
+          </w:p>
+        </w:tc>
+        <w:tc>
+          <w:tcPr/>
+          <w:p>
+            <w:pPr>
+              <w:pStyle w:val="Compact"/>
+            </w:pPr>
+            <w:r>
+              <w:t xml:space="preserve">Qwen3.6 27B</w:t>
+            </w:r>
+          </w:p>
+        </w:tc>
+        <w:tc>
+          <w:tcPr/>
+          <w:p>
+            <w:pPr>
+              <w:pStyle w:val="Compact"/>
+            </w:pPr>
+            <w:r>
+              <w:t xml:space="preserve">Gemini 2.5 Flash</w:t>
+            </w:r>
+          </w:p>
+        </w:tc>
+      </w:tr>
+      <w:tr>
+        <w:tc>
+          <w:tcPr/>
+          <w:p>
+            <w:pPr>
+              <w:pStyle w:val="Compact"/>
+            </w:pPr>
+            <w:r>
+              <w:t xml:space="preserve">MMMU</w:t>
+            </w:r>
+          </w:p>
+        </w:tc>
+        <w:tc>
+          <w:tcPr/>
+          <w:p>
+            <w:pPr>
+              <w:pStyle w:val="Compact"/>
+            </w:pPr>
+            <w:r>
+              <w:rPr>
+                <w:b/>
+                <w:bCs/>
+              </w:rPr>
+              <w:t xml:space="preserve">82.9</w:t>
+            </w:r>
+          </w:p>
+        </w:tc>
+        <w:tc>
+          <w:tcPr/>
+          <w:p>
+            <w:pPr>
+              <w:pStyle w:val="Compact"/>
+            </w:pPr>
+            <w:r>
+              <w:t xml:space="preserve">79.7</w:t>
+            </w:r>
+          </w:p>
+        </w:tc>
+      </w:tr>
+      <w:tr>
+        <w:tc>
+          <w:tcPr/>
+          <w:p>
+            <w:pPr>
+              <w:pStyle w:val="Compact"/>
+            </w:pPr>
+            <w:r>
+              <w:t xml:space="preserve">MMMU-Pro</w:t>
+            </w:r>
+          </w:p>
+        </w:tc>
+        <w:tc>
+          <w:tcPr/>
+          <w:p>
+            <w:pPr>
+              <w:pStyle w:val="Compact"/>
+            </w:pPr>
+            <w:r>
+              <w:t xml:space="preserve">75.8</w:t>
+            </w:r>
+          </w:p>
+        </w:tc>
+        <w:tc>
+          <w:tcPr/>
+          <w:p>
+            <w:pPr>
+              <w:pStyle w:val="Compact"/>
+            </w:pPr>
+            <w:r>
+              <w:t xml:space="preserve">—</w:t>
+            </w:r>
+          </w:p>
+        </w:tc>
+      </w:tr>
+      <w:tr>
+        <w:tc>
+          <w:tcPr/>
+          <w:p>
+            <w:pPr>
+              <w:pStyle w:val="Compact"/>
+            </w:pPr>
+            <w:r>
+              <w:t xml:space="preserve">MathVista mini</w:t>
+            </w:r>
+          </w:p>
+        </w:tc>
+        <w:tc>
+          <w:tcPr/>
+          <w:p>
+            <w:pPr>
+              <w:pStyle w:val="Compact"/>
+            </w:pPr>
+            <w:r>
+              <w:t xml:space="preserve">87.4</w:t>
+            </w:r>
+          </w:p>
+        </w:tc>
+        <w:tc>
+          <w:tcPr/>
+          <w:p>
+            <w:pPr>
+              <w:pStyle w:val="Compact"/>
+            </w:pPr>
+            <w:r>
+              <w:t xml:space="preserve">—</w:t>
+            </w:r>
+          </w:p>
+        </w:tc>
+      </w:tr>
+      <w:tr>
+        <w:tc>
+          <w:tcPr/>
+          <w:p>
+            <w:pPr>
+              <w:pStyle w:val="Compact"/>
+            </w:pPr>
+            <w:r>
+              <w:t xml:space="preserve">OCRBench</w:t>
+            </w:r>
+          </w:p>
+        </w:tc>
+        <w:tc>
+          <w:tcPr/>
+          <w:p>
+            <w:pPr>
+              <w:pStyle w:val="Compact"/>
+            </w:pPr>
+            <w:r>
+              <w:t xml:space="preserve">89.4</w:t>
+            </w:r>
+          </w:p>
+        </w:tc>
+        <w:tc>
+          <w:tcPr/>
+          <w:p>
+            <w:pPr>
+              <w:pStyle w:val="Compact"/>
+            </w:pPr>
+            <w:r>
+              <w:t xml:space="preserve">—</w:t>
+            </w:r>
+          </w:p>
+        </w:tc>
+      </w:tr>
+    </w:tbl>
+    <w:bookmarkEnd w:id="19"/>
+    <w:bookmarkStart w:id="20" w:name="X46a8a2aee3001344210bd739f9568b6ff42cf85"/>
+    <w:p>
+      <w:pPr>
+        <w:pStyle w:val="Heading3"/>
+      </w:pPr>
+      <w:r>
+        <w:t xml:space="preserve">⚠️ Provenance warning — why most of this table is weak evidence</w:t>
+      </w:r>
+    </w:p>
+    <w:p>
+      <w:pPr>
+        <w:pStyle w:val="FirstParagraph"/>
+      </w:pPr>
+      <w:r>
+        <w:t xml:space="preserve">Only the</w:t>
+      </w:r>
+      <w:r>
+        <w:t xml:space="preserve"> </w:t>
+      </w:r>
+      <w:r>
+        <w:rPr>
+          <w:b/>
+          <w:bCs/>
+        </w:rPr>
+        <w:t xml:space="preserve">AA Intelligence Index</w:t>
+      </w:r>
+      <w:r>
+        <w:t xml:space="preserve"> </w:t>
+      </w:r>
+      <w:r>
+        <w:t xml:space="preserve">row is measured by one party under one methodology.</w:t>
+      </w:r>
+      <w:r>
+        <w:t xml:space="preserve"> </w:t>
+      </w:r>
+      <w:r>
+        <w:t xml:space="preserve">Everything else is</w:t>
+      </w:r>
+      <w:r>
+        <w:t xml:space="preserve"> </w:t>
+      </w:r>
+      <w:r>
+        <w:rPr>
+          <w:b/>
+          <w:bCs/>
+        </w:rPr>
+        <w:t xml:space="preserve">vendor-reported or third-party aggregated</w:t>
+      </w:r>
+      <w:r>
+        <w:t xml:space="preserve">, and three specific</w:t>
+      </w:r>
+      <w:r>
+        <w:t xml:space="preserve"> </w:t>
+      </w:r>
+      <w:r>
+        <w:t xml:space="preserve">problems apply:</w:t>
+      </w:r>
+    </w:p>
+    <w:p>
+      <w:pPr>
+        <w:pStyle w:val="Compact"/>
+        <w:numPr>
+          <w:ilvl w:val="0"/>
+          <w:numId w:val="1001"/>
+        </w:numPr>
+      </w:pPr>
+      <w:r>
+        <w:rPr>
+          <w:b/>
+          <w:bCs/>
+        </w:rPr>
+        <w:t xml:space="preserve">Different modes.</w:t>
+      </w:r>
+      <w:r>
+        <w:t xml:space="preserve"> </w:t>
+      </w:r>
+      <w:r>
+        <w:t xml:space="preserve">Most published Gemini 2.5 Flash figures are for the</w:t>
+      </w:r>
+      <w:r>
+        <w:t xml:space="preserve"> </w:t>
+      </w:r>
+      <w:r>
+        <w:rPr>
+          <w:b/>
+          <w:bCs/>
+        </w:rPr>
+        <w:t xml:space="preserve">thinking-enabled</w:t>
+      </w:r>
+      <w:r>
+        <w:t xml:space="preserve"> </w:t>
+      </w:r>
+      <w:r>
+        <w:t xml:space="preserve">variant. Production runs</w:t>
+      </w:r>
+      <w:r>
+        <w:t xml:space="preserve"> </w:t>
+      </w:r>
+      <w:r>
+        <w:rPr>
+          <w:rStyle w:val="VerbatimChar"/>
+        </w:rPr>
+        <w:t xml:space="preserve">thinkingBudget: 0</w:t>
+      </w:r>
+      <w:r>
+        <w:t xml:space="preserve">. The Gemini column</w:t>
+      </w:r>
+      <w:r>
+        <w:t xml:space="preserve"> </w:t>
+      </w:r>
+      <w:r>
+        <w:t xml:space="preserve">therefore</w:t>
+      </w:r>
+      <w:r>
+        <w:t xml:space="preserve"> </w:t>
+      </w:r>
+      <w:r>
+        <w:rPr>
+          <w:b/>
+          <w:bCs/>
+        </w:rPr>
+        <w:t xml:space="preserve">overstates</w:t>
+      </w:r>
+      <w:r>
+        <w:t xml:space="preserve"> </w:t>
+      </w:r>
+      <w:r>
+        <w:t xml:space="preserve">what production actually gets — AA's non-reasoning score of</w:t>
+      </w:r>
+      <w:r>
+        <w:t xml:space="preserve"> </w:t>
+      </w:r>
+      <w:r>
+        <w:t xml:space="preserve">14 is the production-representative figure, and it is far below what these</w:t>
+      </w:r>
+      <w:r>
+        <w:t xml:space="preserve"> </w:t>
+      </w:r>
+      <w:r>
+        <w:t xml:space="preserve">vendor rows imply.</w:t>
+      </w:r>
+    </w:p>
+    <w:p>
+      <w:pPr>
+        <w:pStyle w:val="Compact"/>
+        <w:numPr>
+          <w:ilvl w:val="0"/>
+          <w:numId w:val="1001"/>
+        </w:numPr>
+      </w:pPr>
+      <w:r>
+        <w:rPr>
+          <w:b/>
+          <w:bCs/>
+        </w:rPr>
+        <w:t xml:space="preserve">Different benchmark versions.</w:t>
+      </w:r>
+      <w:r>
+        <w:t xml:space="preserve"> </w:t>
+      </w:r>
+      <w:r>
+        <w:t xml:space="preserve">Terminal-Bench 2.0 (Qwen) against an unstated</w:t>
+      </w:r>
+      <w:r>
+        <w:t xml:space="preserve"> </w:t>
+      </w:r>
+      <w:r>
+        <w:t xml:space="preserve">Terminal-Bench version (Gemini) is not a comparison. Same for LiveCodeBench v6, and</w:t>
+      </w:r>
+      <w:r>
+        <w:t xml:space="preserve"> </w:t>
+      </w:r>
+      <w:r>
+        <w:t xml:space="preserve">for AIME 2026 against AIME 2024/2025.</w:t>
+      </w:r>
+    </w:p>
+    <w:p>
+      <w:pPr>
+        <w:pStyle w:val="Compact"/>
+        <w:numPr>
+          <w:ilvl w:val="0"/>
+          <w:numId w:val="1001"/>
+        </w:numPr>
+      </w:pPr>
+      <w:r>
+        <w:rPr>
+          <w:b/>
+          <w:bCs/>
+        </w:rPr>
+        <w:t xml:space="preserve">Sources disagree with each other.</w:t>
+      </w:r>
+      <w:r>
+        <w:t xml:space="preserve"> </w:t>
+      </w:r>
+      <w:r>
+        <w:t xml:space="preserve">Gemini's GPQA Diamond appears as both 79.0 and</w:t>
+      </w:r>
+      <w:r>
+        <w:t xml:space="preserve"> </w:t>
+      </w:r>
+      <w:r>
+        <w:t xml:space="preserve">82.8, and AIME as both 73.1 and 88.0, depending on which aggregator is consulted.</w:t>
+      </w:r>
+      <w:r>
+        <w:t xml:space="preserve"> </w:t>
+      </w:r>
+      <w:r>
+        <w:t xml:space="preserve">Both readings are recorded above rather than one being silently chosen.</w:t>
+      </w:r>
+    </w:p>
+    <w:p>
+      <w:pPr>
+        <w:pStyle w:val="FirstParagraph"/>
+      </w:pPr>
+      <w:r>
+        <w:t xml:space="preserve">Qwen genuinely does lead on most rows where both models have a number — but the margins</w:t>
+      </w:r>
+      <w:r>
+        <w:t xml:space="preserve"> </w:t>
+      </w:r>
+      <w:r>
+        <w:t xml:space="preserve">are inflated by items 1 and 2, and</w:t>
+      </w:r>
+      <w:r>
+        <w:t xml:space="preserve"> </w:t>
+      </w:r>
+      <w:r>
+        <w:rPr>
+          <w:b/>
+          <w:bCs/>
+        </w:rPr>
+        <w:t xml:space="preserve">not one row in this table tests Thai-language</w:t>
+      </w:r>
+      <w:r>
+        <w:rPr>
+          <w:b/>
+          <w:bCs/>
+        </w:rPr>
+        <w:t xml:space="preserve"> </w:t>
+      </w:r>
+      <w:r>
+        <w:rPr>
+          <w:b/>
+          <w:bCs/>
+        </w:rPr>
+        <w:t xml:space="preserve">classification</w:t>
+      </w:r>
+      <w:r>
+        <w:t xml:space="preserve">, which is the only capability this migration depends on.</w:t>
+      </w:r>
+    </w:p>
+    <w:p>
+      <w:r>
+        <w:pict>
+          <v:rect style="width:0;height:1.5pt" o:hralign="center" o:hrstd="t" o:hr="t"/>
+        </w:pict>
+      </w:r>
+    </w:p>
+    <w:bookmarkEnd w:id="20"/>
+    <w:bookmarkEnd w:id="21"/>
+    <w:bookmarkStart w:id="22" w:name="Xb501e1ca4334f7b5af32b4eccb110984a95e5fd"/>
+    <w:p>
+      <w:pPr>
+        <w:pStyle w:val="Heading2"/>
+      </w:pPr>
+      <w:r>
+        <w:t xml:space="preserve">3. The comparison is not like-for-like</w:t>
+      </w:r>
+    </w:p>
+    <w:p>
+      <w:pPr>
+        <w:pStyle w:val="FirstParagraph"/>
+      </w:pPr>
+      <w:r>
+        <w:t xml:space="preserve">AA compares</w:t>
+      </w:r>
+      <w:r>
+        <w:t xml:space="preserve"> </w:t>
+      </w:r>
+      <w:r>
+        <w:rPr>
+          <w:b/>
+          <w:bCs/>
+        </w:rPr>
+        <w:t xml:space="preserve">Qwen in reasoning mode</w:t>
+      </w:r>
+      <w:r>
+        <w:t xml:space="preserve"> </w:t>
+      </w:r>
+      <w:r>
+        <w:t xml:space="preserve">against</w:t>
+      </w:r>
+      <w:r>
+        <w:t xml:space="preserve"> </w:t>
+      </w:r>
+      <w:r>
+        <w:rPr>
+          <w:b/>
+          <w:bCs/>
+        </w:rPr>
+        <w:t xml:space="preserve">Gemini in non-reasoning mode</w:t>
+      </w:r>
+      <w:r>
+        <w:t xml:space="preserve"> </w:t>
+      </w:r>
+      <w:r>
+        <w:t xml:space="preserve">— Qwen at</w:t>
+      </w:r>
+      <w:r>
+        <w:t xml:space="preserve"> </w:t>
+      </w:r>
+      <w:r>
+        <w:t xml:space="preserve">its most capable against Gemini at its cheapest. Two consequences:</w:t>
+      </w:r>
+    </w:p>
+    <w:p>
+      <w:pPr>
+        <w:pStyle w:val="Compact"/>
+        <w:numPr>
+          <w:ilvl w:val="0"/>
+          <w:numId w:val="1002"/>
+        </w:numPr>
+      </w:pPr>
+      <w:r>
+        <w:rPr>
+          <w:b/>
+          <w:bCs/>
+        </w:rPr>
+        <w:t xml:space="preserve">Gemini's row is the production-relevant one.</w:t>
+      </w:r>
+      <w:r>
+        <w:t xml:space="preserve"> </w:t>
+      </w:r>
+      <w:r>
+        <w:rPr>
+          <w:rStyle w:val="VerbatimChar"/>
+        </w:rPr>
+        <w:t xml:space="preserve">config/model_setting/retention.yml</w:t>
+      </w:r>
+      <w:r>
+        <w:t xml:space="preserve"> </w:t>
+      </w:r>
+      <w:r>
+        <w:t xml:space="preserve">sets</w:t>
+      </w:r>
+      <w:r>
+        <w:t xml:space="preserve"> </w:t>
+      </w:r>
+      <w:r>
+        <w:rPr>
+          <w:rStyle w:val="VerbatimChar"/>
+        </w:rPr>
+        <w:t xml:space="preserve">thinkingBudget: 0</w:t>
+      </w:r>
+      <w:r>
+        <w:t xml:space="preserve">, so non-reasoning is what production actually runs.</w:t>
+      </w:r>
+    </w:p>
+    <w:p>
+      <w:pPr>
+        <w:pStyle w:val="Compact"/>
+        <w:numPr>
+          <w:ilvl w:val="0"/>
+          <w:numId w:val="1002"/>
+        </w:numPr>
+      </w:pPr>
+      <w:r>
+        <w:rPr>
+          <w:b/>
+          <w:bCs/>
+        </w:rPr>
+        <w:t xml:space="preserve">Qwen's row is not.</w:t>
+      </w:r>
+      <w:r>
+        <w:t xml:space="preserve"> </w:t>
+      </w:r>
+      <w:r>
+        <w:t xml:space="preserve">The 37 comes from reasoning mode — the regime</w:t>
+      </w:r>
+      <w:r>
+        <w:t xml:space="preserve"> </w:t>
+      </w:r>
+      <w:r>
+        <w:rPr>
+          <w:rStyle w:val="VerbatimChar"/>
+        </w:rPr>
+        <w:t xml:space="preserve">DEVLOG.md</w:t>
+      </w:r>
+      <w:r>
+        <w:t xml:space="preserve"> </w:t>
+      </w:r>
+      <w:r>
+        <w:t xml:space="preserve">records production as</w:t>
+      </w:r>
+      <w:r>
+        <w:t xml:space="preserve"> </w:t>
+      </w:r>
+      <w:r>
+        <w:rPr>
+          <w:i/>
+          <w:iCs/>
+        </w:rPr>
+        <w:t xml:space="preserve">not</w:t>
+      </w:r>
+      <w:r>
+        <w:t xml:space="preserve"> </w:t>
+      </w:r>
+      <w:r>
+        <w:t xml:space="preserve">running, and for which this harness found Qwen's only</w:t>
+      </w:r>
+      <w:r>
+        <w:t xml:space="preserve"> </w:t>
+      </w:r>
+      <w:r>
+        <w:t xml:space="preserve">non-reasoning OpenRouter endpoint (Alibaba) returns 20 of 20 schema violations.</w:t>
+      </w:r>
+    </w:p>
+    <w:p>
+      <w:pPr>
+        <w:pStyle w:val="FirstParagraph"/>
+      </w:pPr>
+      <w:r>
+        <w:t xml:space="preserve">A 37-vs-14 gap therefore overstates Qwen's deployable advantage for this workload.</w:t>
+      </w:r>
+    </w:p>
+    <w:p>
+      <w:r>
+        <w:pict>
+          <v:rect style="width:0;height:1.5pt" o:hralign="center" o:hrstd="t" o:hr="t"/>
+        </w:pict>
+      </w:r>
+    </w:p>
+    <w:bookmarkEnd w:id="22"/>
+    <w:bookmarkStart w:id="23" w:name="Xbdf67306afcf9f37106edc80281ccda3adc9a5c"/>
+    <w:p>
+      <w:pPr>
+        <w:pStyle w:val="Heading2"/>
+      </w:pPr>
+      <w:r>
+        <w:t xml:space="preserve">4. How much of the index is relevant to the Retention task?</w:t>
+      </w:r>
+    </w:p>
+    <w:p>
+      <w:pPr>
+        <w:pStyle w:val="FirstParagraph"/>
+      </w:pPr>
+      <w:r>
+        <w:t xml:space="preserve">The task is: read Thai call-transcript text, apply a closed rule set, emit valid JSON,</w:t>
+      </w:r>
+      <w:r>
+        <w:t xml:space="preserve"> </w:t>
+      </w:r>
+      <w:r>
+        <w:t xml:space="preserve">do not invent labels.</w:t>
+      </w:r>
+    </w:p>
+    <w:tbl>
+      <w:tblPr>
+        <w:tblStyle w:val="Table"/>
+        <w:tblW w:type="auto" w:w="0"/>
+        <w:tblLook w:firstRow="1" w:lastRow="0" w:firstColumn="0" w:lastColumn="0" w:noHBand="0" w:noVBand="0" w:val="0020"/>
+      </w:tblPr>
+      <w:tblGrid>
+        <w:gridCol w:w="2640"/>
+        <w:gridCol w:w="2640"/>
+        <w:gridCol w:w="2640"/>
+      </w:tblGrid>
+      <w:tr>
+        <w:trPr>
+          <w:tblHeader w:val="on"/>
+        </w:trPr>
+        <w:tc>
+          <w:tcPr/>
+          <w:p>
+            <w:pPr>
+              <w:pStyle w:val="Compact"/>
+            </w:pPr>
+            <w:r>
+              <w:t xml:space="preserve">Benchmark</w:t>
+            </w:r>
+          </w:p>
+        </w:tc>
+        <w:tc>
+          <w:tcPr/>
+          <w:p>
+            <w:pPr>
+              <w:pStyle w:val="Compact"/>
+            </w:pPr>
+            <w:r>
+              <w:t xml:space="preserve">Weight</w:t>
+            </w:r>
+          </w:p>
+        </w:tc>
+        <w:tc>
+          <w:tcPr/>
+          <w:p>
+            <w:pPr>
+              <w:pStyle w:val="Compact"/>
+            </w:pPr>
+            <w:r>
+              <w:t xml:space="preserve">Relevance</w:t>
+            </w:r>
+          </w:p>
+        </w:tc>
+      </w:tr>
+      <w:tr>
+        <w:tc>
+          <w:tcPr/>
+          <w:p>
+            <w:pPr>
+              <w:pStyle w:val="Compact"/>
+            </w:pPr>
+            <w:r>
+              <w:t xml:space="preserve">Terminal-Bench v2.1</w:t>
+            </w:r>
+          </w:p>
+        </w:tc>
+        <w:tc>
+          <w:tcPr/>
+          <w:p>
+            <w:pPr>
+              <w:pStyle w:val="Compact"/>
+            </w:pPr>
+            <w:r>
+              <w:t xml:space="preserve">16%</w:t>
+            </w:r>
+          </w:p>
+        </w:tc>
+        <w:tc>
+          <w:tcPr/>
+          <w:p>
+            <w:pPr>
+              <w:pStyle w:val="Compact"/>
+            </w:pPr>
+            <w:r>
+              <w:t xml:space="preserve">None — no terminal, no agent loop</w:t>
+            </w:r>
+          </w:p>
+        </w:tc>
+      </w:tr>
+      <w:tr>
+        <w:tc>
+          <w:tcPr/>
+          <w:p>
+            <w:pPr>
+              <w:pStyle w:val="Compact"/>
+            </w:pPr>
+            <w:r>
+              <w:t xml:space="preserve">SciCode</w:t>
+            </w:r>
+          </w:p>
+        </w:tc>
+        <w:tc>
+          <w:tcPr/>
+          <w:p>
+            <w:pPr>
+              <w:pStyle w:val="Compact"/>
+            </w:pPr>
+            <w:r>
+              <w:t xml:space="preserve">8%</w:t>
+            </w:r>
+          </w:p>
+        </w:tc>
+        <w:tc>
+          <w:tcPr/>
+          <w:p>
+            <w:pPr>
+              <w:pStyle w:val="Compact"/>
+            </w:pPr>
+            <w:r>
+              <w:t xml:space="preserve">None</w:t>
+            </w:r>
+          </w:p>
+        </w:tc>
+      </w:tr>
+      <w:tr>
+        <w:tc>
+          <w:tcPr/>
+          <w:p>
+            <w:pPr>
+              <w:pStyle w:val="Compact"/>
+            </w:pPr>
+            <w:r>
+              <w:t xml:space="preserve">CritPt</w:t>
+            </w:r>
+          </w:p>
+        </w:tc>
+        <w:tc>
+          <w:tcPr/>
+          <w:p>
+            <w:pPr>
+              <w:pStyle w:val="Compact"/>
+            </w:pPr>
+            <w:r>
+              <w:t xml:space="preserve">6%</w:t>
+            </w:r>
+          </w:p>
+        </w:tc>
+        <w:tc>
+          <w:tcPr/>
+          <w:p>
+            <w:pPr>
+              <w:pStyle w:val="Compact"/>
+            </w:pPr>
+            <w:r>
+              <w:t xml:space="preserve">None</w:t>
+            </w:r>
+          </w:p>
+        </w:tc>
+      </w:tr>
+      <w:tr>
+        <w:tc>
+          <w:tcPr/>
+          <w:p>
+            <w:pPr>
+              <w:pStyle w:val="Compact"/>
+            </w:pPr>
+            <w:r>
+              <w:t xml:space="preserve">GPQA Diamond</w:t>
+            </w:r>
+          </w:p>
+        </w:tc>
+        <w:tc>
+          <w:tcPr/>
+          <w:p>
+            <w:pPr>
+              <w:pStyle w:val="Compact"/>
+            </w:pPr>
+            <w:r>
+              <w:t xml:space="preserve">6%</w:t>
+            </w:r>
+          </w:p>
+        </w:tc>
+        <w:tc>
+          <w:tcPr/>
+          <w:p>
+            <w:pPr>
+              <w:pStyle w:val="Compact"/>
+            </w:pPr>
+            <w:r>
+              <w:t xml:space="preserve">None</w:t>
+            </w:r>
+          </w:p>
+        </w:tc>
+      </w:tr>
+      <w:tr>
+        <w:tc>
+          <w:tcPr/>
+          <w:p>
+            <w:pPr>
+              <w:pStyle w:val="Compact"/>
+            </w:pPr>
+            <w:r>
+              <w:t xml:space="preserve">Humanity's Last Exam</w:t>
+            </w:r>
+          </w:p>
+        </w:tc>
+        <w:tc>
+          <w:tcPr/>
+          <w:p>
+            <w:pPr>
+              <w:pStyle w:val="Compact"/>
+            </w:pPr>
+            <w:r>
+              <w:t xml:space="preserve">12%</w:t>
+            </w:r>
+          </w:p>
+        </w:tc>
+        <w:tc>
+          <w:tcPr/>
+          <w:p>
+            <w:pPr>
+              <w:pStyle w:val="Compact"/>
+            </w:pPr>
+            <w:r>
+              <w:t xml:space="preserve">Near-none</w:t>
+            </w:r>
+          </w:p>
+        </w:tc>
+      </w:tr>
+      <w:tr>
+        <w:tc>
+          <w:tcPr/>
+          <w:p>
+            <w:pPr>
+              <w:pStyle w:val="Compact"/>
+            </w:pPr>
+            <w:r>
+              <w:t xml:space="preserve">τ³-Banking</w:t>
+            </w:r>
+          </w:p>
+        </w:tc>
+        <w:tc>
+          <w:tcPr/>
+          <w:p>
+            <w:pPr>
+              <w:pStyle w:val="Compact"/>
+            </w:pPr>
+            <w:r>
+              <w:t xml:space="preserve">14%</w:t>
+            </w:r>
+          </w:p>
+        </w:tc>
+        <w:tc>
+          <w:tcPr/>
+          <w:p>
+            <w:pPr>
+              <w:pStyle w:val="Compact"/>
+            </w:pPr>
+            <w:r>
+              <w:t xml:space="preserve">Low — no tools; slight parallel in policy adherence</w:t>
+            </w:r>
+          </w:p>
+        </w:tc>
+      </w:tr>
+      <w:tr>
+        <w:tc>
+          <w:tcPr/>
+          <w:p>
+            <w:pPr>
+              <w:pStyle w:val="Compact"/>
+            </w:pPr>
+            <w:r>
+              <w:t xml:space="preserve">AA-LCR</w:t>
+            </w:r>
+          </w:p>
+        </w:tc>
+        <w:tc>
+          <w:tcPr/>
+          <w:p>
+            <w:pPr>
+              <w:pStyle w:val="Compact"/>
+            </w:pPr>
+            <w:r>
+              <w:t xml:space="preserve">6%</w:t>
+            </w:r>
+          </w:p>
+        </w:tc>
+        <w:tc>
+          <w:tcPr/>
+          <w:p>
+            <w:pPr>
+              <w:pStyle w:val="Compact"/>
+            </w:pPr>
+            <w:r>
+              <w:t xml:space="preserve">Low — the prompt is ~9.6k characters, not 100k</w:t>
+            </w:r>
+          </w:p>
+        </w:tc>
+      </w:tr>
+      <w:tr>
+        <w:tc>
+          <w:tcPr/>
+          <w:p>
+            <w:pPr>
+              <w:pStyle w:val="Compact"/>
+            </w:pPr>
+            <w:r>
+              <w:t xml:space="preserve">GDPval-AA v2</w:t>
+            </w:r>
+          </w:p>
+        </w:tc>
+        <w:tc>
+          <w:tcPr/>
+          <w:p>
+            <w:pPr>
+              <w:pStyle w:val="Compact"/>
+            </w:pPr>
+            <w:r>
+              <w:t xml:space="preserve">20%</w:t>
+            </w:r>
+          </w:p>
+        </w:tc>
+        <w:tc>
+          <w:tcPr/>
+          <w:p>
+            <w:pPr>
+              <w:pStyle w:val="Compact"/>
+            </w:pPr>
+            <w:r>
+              <w:t xml:space="preserve">Weak to moderate — professional task quality, but no Thai and no classification</w:t>
+            </w:r>
+          </w:p>
+        </w:tc>
+      </w:tr>
+      <w:tr>
+        <w:tc>
+          <w:tcPr/>
+          <w:p>
+            <w:pPr>
+              <w:pStyle w:val="Compact"/>
+            </w:pPr>
+            <w:r>
+              <w:t xml:space="preserve">AA-Omniscience, non-hallucination half</w:t>
+            </w:r>
+          </w:p>
+        </w:tc>
+        <w:tc>
+          <w:tcPr/>
+          <w:p>
+            <w:pPr>
+              <w:pStyle w:val="Compact"/>
+            </w:pPr>
+            <w:r>
+              <w:rPr>
+                <w:b/>
+                <w:bCs/>
+              </w:rPr>
+              <w:t xml:space="preserve">4%</w:t>
+            </w:r>
+          </w:p>
+        </w:tc>
+        <w:tc>
+          <w:tcPr/>
+          <w:p>
+            <w:pPr>
+              <w:pStyle w:val="Compact"/>
+            </w:pPr>
+            <w:r>
+              <w:rPr>
+                <w:b/>
+                <w:bCs/>
+              </w:rPr>
+              <w:t xml:space="preserve">Genuinely relevant</w:t>
+            </w:r>
+            <w:r>
+              <w:t xml:space="preserve"> </w:t>
+            </w:r>
+            <w:r>
+              <w:t xml:space="preserve">— the same failure mode this harness measures</w:t>
+            </w:r>
+          </w:p>
+        </w:tc>
+      </w:tr>
+    </w:tbl>
+    <w:p>
+      <w:pPr>
+        <w:pStyle w:val="BodyText"/>
+      </w:pPr>
+      <w:r>
+        <w:rPr>
+          <w:b/>
+          <w:bCs/>
+        </w:rPr>
+        <w:t xml:space="preserve">Roughly 4–10% of the Intelligence Index touches anything this workload exercises.</w:t>
+      </w:r>
+      <w:r>
+        <w:t xml:space="preserve"> </w:t>
+      </w:r>
+      <w:r>
+        <w:t xml:space="preserve">Close to 60% is agentic coding and scientific reasoning, and no component tests Thai or</w:t>
+      </w:r>
+      <w:r>
+        <w:t xml:space="preserve"> </w:t>
+      </w:r>
+      <w:r>
+        <w:t xml:space="preserve">any non-English language.</w:t>
+      </w:r>
+    </w:p>
+    <w:p>
+      <w:pPr>
+        <w:pStyle w:val="BodyText"/>
+      </w:pPr>
+      <w:r>
+        <w:t xml:space="preserve">This resolves the apparent contradiction between the two sources. AA reports a large gap</w:t>
+      </w:r>
+      <w:r>
+        <w:t xml:space="preserve"> </w:t>
+      </w:r>
+      <w:r>
+        <w:t xml:space="preserve">(37 vs 14); this harness reports the two arms as indistinguishable. Both are correct</w:t>
+      </w:r>
+      <w:r>
+        <w:t xml:space="preserve"> </w:t>
+      </w:r>
+      <w:r>
+        <w:t xml:space="preserve">measurements of different things. A 27B reasoning model can be substantially better at</w:t>
+      </w:r>
+      <w:r>
+        <w:t xml:space="preserve"> </w:t>
+      </w:r>
+      <w:r>
+        <w:t xml:space="preserve">graduate physics and terminal agents while being identical at "read a Thai transcript and</w:t>
+      </w:r>
+      <w:r>
+        <w:t xml:space="preserve"> </w:t>
+      </w:r>
+      <w:r>
+        <w:t xml:space="preserve">pick one of four outcomes".</w:t>
+      </w:r>
+    </w:p>
+    <w:p>
+      <w:r>
+        <w:pict>
+          <v:rect style="width:0;height:1.5pt" o:hralign="center" o:hrstd="t" o:hr="t"/>
+        </w:pict>
+      </w:r>
+    </w:p>
+    <w:bookmarkEnd w:id="23"/>
+    <w:bookmarkStart w:id="24" w:name="X3511e1d34adb3f4db1467959b5019b5e4ba9a1d"/>
+    <w:p>
+      <w:pPr>
+        <w:pStyle w:val="Heading2"/>
+      </w:pPr>
+      <w:r>
+        <w:t xml:space="preserve">5. Where the external numbers agree with this harness</w:t>
+      </w:r>
+    </w:p>
+    <w:tbl>
+      <w:tblPr>
+        <w:tblStyle w:val="Table"/>
+        <w:tblW w:type="auto" w:w="0"/>
+        <w:tblLook w:firstRow="1" w:lastRow="0" w:firstColumn="0" w:lastColumn="0" w:noHBand="0" w:noVBand="0" w:val="0020"/>
+      </w:tblPr>
+      <w:tblGrid>
+        <w:gridCol w:w="2640"/>
+        <w:gridCol w:w="2640"/>
+        <w:gridCol w:w="2640"/>
+      </w:tblGrid>
+      <w:tr>
+        <w:trPr>
+          <w:tblHeader w:val="on"/>
+        </w:trPr>
+        <w:tc>
+          <w:tcPr/>
+          <w:p>
+            <w:pPr>
+              <w:pStyle w:val="Compact"/>
+            </w:pPr>
           </w:p>
         </w:tc>
         <w:tc>
@@ -2804,8 +4671,8 @@
         </w:pict>
       </w:r>
     </w:p>
-    <w:bookmarkEnd w:id="16"/>
-    <w:bookmarkStart w:id="17" w:name="X6f5d97d0d3af381e768e65f66f08ae81633a747"/>
+    <w:bookmarkEnd w:id="24"/>
+    <w:bookmarkStart w:id="25" w:name="X6f5d97d0d3af381e768e65f66f08ae81633a747"/>
     <w:p>
       <w:pPr>
         <w:pStyle w:val="Heading2"/>
@@ -2819,7 +4686,7 @@
         <w:pStyle w:val="Compact"/>
         <w:numPr>
           <w:ilvl w:val="0"/>
-          <w:numId w:val="1002"/>
+          <w:numId w:val="1003"/>
         </w:numPr>
       </w:pPr>
       <w:r>
@@ -2847,7 +4714,7 @@
         <w:pStyle w:val="Compact"/>
         <w:numPr>
           <w:ilvl w:val="0"/>
-          <w:numId w:val="1002"/>
+          <w:numId w:val="1003"/>
         </w:numPr>
       </w:pPr>
       <w:r>
@@ -2902,7 +4769,7 @@
         <w:pStyle w:val="Compact"/>
         <w:numPr>
           <w:ilvl w:val="0"/>
-          <w:numId w:val="1002"/>
+          <w:numId w:val="1003"/>
         </w:numPr>
       </w:pPr>
       <w:r>
@@ -2949,8 +4816,8 @@
         </w:pict>
       </w:r>
     </w:p>
-    <w:bookmarkEnd w:id="17"/>
-    <w:bookmarkStart w:id="18" w:name="reading-this-document"/>
+    <w:bookmarkEnd w:id="25"/>
+    <w:bookmarkStart w:id="26" w:name="reading-this-document"/>
     <w:p>
       <w:pPr>
         <w:pStyle w:val="Heading2"/>
@@ -2978,7 +4845,7 @@
         <w:pStyle w:val="Compact"/>
         <w:numPr>
           <w:ilvl w:val="0"/>
-          <w:numId w:val="1003"/>
+          <w:numId w:val="1004"/>
         </w:numPr>
       </w:pPr>
       <w:r>
@@ -3013,7 +4880,7 @@
         <w:pStyle w:val="Compact"/>
         <w:numPr>
           <w:ilvl w:val="0"/>
-          <w:numId w:val="1003"/>
+          <w:numId w:val="1004"/>
         </w:numPr>
       </w:pPr>
       <w:r>
@@ -3057,8 +4924,8 @@
         </w:pict>
       </w:r>
     </w:p>
-    <w:bookmarkEnd w:id="18"/>
-    <w:bookmarkStart w:id="27" w:name="sources"/>
+    <w:bookmarkEnd w:id="26"/>
+    <w:bookmarkStart w:id="37" w:name="sources"/>
     <w:p>
       <w:pPr>
         <w:pStyle w:val="Heading2"/>
@@ -3072,7 +4939,7 @@
         <w:pStyle w:val="Compact"/>
         <w:numPr>
           <w:ilvl w:val="0"/>
-          <w:numId w:val="1004"/>
+          <w:numId w:val="1005"/>
         </w:numPr>
       </w:pPr>
       <w:hyperlink r:id="rId9">
@@ -3089,10 +4956,10 @@
         <w:pStyle w:val="Compact"/>
         <w:numPr>
           <w:ilvl w:val="0"/>
-          <w:numId w:val="1004"/>
+          <w:numId w:val="1005"/>
         </w:numPr>
       </w:pPr>
-      <w:hyperlink r:id="rId19">
+      <w:hyperlink r:id="rId27">
         <w:r>
           <w:rPr>
             <w:rStyle w:val="Hyperlink"/>
@@ -3106,10 +4973,10 @@
         <w:pStyle w:val="Compact"/>
         <w:numPr>
           <w:ilvl w:val="0"/>
-          <w:numId w:val="1004"/>
+          <w:numId w:val="1005"/>
         </w:numPr>
       </w:pPr>
-      <w:hyperlink r:id="rId20">
+      <w:hyperlink r:id="rId28">
         <w:r>
           <w:rPr>
             <w:rStyle w:val="Hyperlink"/>
@@ -3123,10 +4990,10 @@
         <w:pStyle w:val="Compact"/>
         <w:numPr>
           <w:ilvl w:val="0"/>
-          <w:numId w:val="1004"/>
+          <w:numId w:val="1005"/>
         </w:numPr>
       </w:pPr>
-      <w:hyperlink r:id="rId21">
+      <w:hyperlink r:id="rId29">
         <w:r>
           <w:rPr>
             <w:rStyle w:val="Hyperlink"/>
@@ -3140,10 +5007,10 @@
         <w:pStyle w:val="Compact"/>
         <w:numPr>
           <w:ilvl w:val="0"/>
-          <w:numId w:val="1004"/>
+          <w:numId w:val="1005"/>
         </w:numPr>
       </w:pPr>
-      <w:hyperlink r:id="rId22">
+      <w:hyperlink r:id="rId30">
         <w:r>
           <w:rPr>
             <w:rStyle w:val="Hyperlink"/>
@@ -3157,10 +5024,10 @@
         <w:pStyle w:val="Compact"/>
         <w:numPr>
           <w:ilvl w:val="0"/>
-          <w:numId w:val="1004"/>
+          <w:numId w:val="1005"/>
         </w:numPr>
       </w:pPr>
-      <w:hyperlink r:id="rId23">
+      <w:hyperlink r:id="rId31">
         <w:r>
           <w:rPr>
             <w:rStyle w:val="Hyperlink"/>
@@ -3174,10 +5041,10 @@
         <w:pStyle w:val="Compact"/>
         <w:numPr>
           <w:ilvl w:val="0"/>
-          <w:numId w:val="1004"/>
+          <w:numId w:val="1005"/>
         </w:numPr>
       </w:pPr>
-      <w:hyperlink r:id="rId24">
+      <w:hyperlink r:id="rId32">
         <w:r>
           <w:rPr>
             <w:rStyle w:val="Hyperlink"/>
@@ -3191,10 +5058,27 @@
         <w:pStyle w:val="Compact"/>
         <w:numPr>
           <w:ilvl w:val="0"/>
-          <w:numId w:val="1004"/>
+          <w:numId w:val="1005"/>
         </w:numPr>
       </w:pPr>
-      <w:hyperlink r:id="rId25">
+      <w:hyperlink r:id="rId33">
+        <w:r>
+          <w:rPr>
+            <w:rStyle w:val="Hyperlink"/>
+          </w:rPr>
+          <w:t xml:space="preserve">Qwen/Qwen3.6-27B — official model card, full benchmark table</w:t>
+        </w:r>
+      </w:hyperlink>
+    </w:p>
+    <w:p>
+      <w:pPr>
+        <w:pStyle w:val="Compact"/>
+        <w:numPr>
+          <w:ilvl w:val="0"/>
+          <w:numId w:val="1005"/>
+        </w:numPr>
+      </w:pPr>
+      <w:hyperlink r:id="rId34">
         <w:r>
           <w:rPr>
             <w:rStyle w:val="Hyperlink"/>
@@ -3208,10 +5092,10 @@
         <w:pStyle w:val="Compact"/>
         <w:numPr>
           <w:ilvl w:val="0"/>
-          <w:numId w:val="1004"/>
+          <w:numId w:val="1005"/>
         </w:numPr>
       </w:pPr>
-      <w:hyperlink r:id="rId26">
+      <w:hyperlink r:id="rId35">
         <w:r>
           <w:rPr>
             <w:rStyle w:val="Hyperlink"/>
@@ -3222,6 +5106,23 @@
     </w:p>
     <w:p>
       <w:pPr>
+        <w:pStyle w:val="Compact"/>
+        <w:numPr>
+          <w:ilvl w:val="0"/>
+          <w:numId w:val="1005"/>
+        </w:numPr>
+      </w:pPr>
+      <w:hyperlink r:id="rId36">
+        <w:r>
+          <w:rPr>
+            <w:rStyle w:val="Hyperlink"/>
+          </w:rPr>
+          <w:t xml:space="preserve">llm-stats.com — Qwen3.6-27B vs Gemini 2.5 Flash</w:t>
+        </w:r>
+      </w:hyperlink>
+    </w:p>
+    <w:p>
+      <w:pPr>
         <w:pStyle w:val="FirstParagraph"/>
       </w:pPr>
       <w:r>
@@ -3276,8 +5177,8 @@
         <w:t xml:space="preserve">.</w:t>
       </w:r>
     </w:p>
-    <w:bookmarkEnd w:id="27"/>
-    <w:bookmarkEnd w:id="28"/>
+    <w:bookmarkEnd w:id="37"/>
+    <w:bookmarkEnd w:id="38"/>
     <w:sectPr>
       <w:footnotePr>
         <w:numRestart w:val="eachSect"/>
@@ -3610,12 +5511,42 @@
     </w:lvlOverride>
   </w:num>
   <w:num w:numId="1002">
-    <w:abstractNumId w:val="991"/>
+    <w:abstractNumId w:val="99411"/>
+    <w:lvlOverride w:ilvl="0">
+      <w:startOverride w:val="1"/>
+    </w:lvlOverride>
+    <w:lvlOverride w:ilvl="1">
+      <w:startOverride w:val="1"/>
+    </w:lvlOverride>
+    <w:lvlOverride w:ilvl="2">
+      <w:startOverride w:val="1"/>
+    </w:lvlOverride>
+    <w:lvlOverride w:ilvl="3">
+      <w:startOverride w:val="1"/>
+    </w:lvlOverride>
+    <w:lvlOverride w:ilvl="4">
+      <w:startOverride w:val="1"/>
+    </w:lvlOverride>
+    <w:lvlOverride w:ilvl="5">
+      <w:startOverride w:val="1"/>
+    </w:lvlOverride>
+    <w:lvlOverride w:ilvl="6">
+      <w:startOverride w:val="1"/>
+    </w:lvlOverride>
+    <w:lvlOverride w:ilvl="7">
+      <w:startOverride w:val="1"/>
+    </w:lvlOverride>
+    <w:lvlOverride w:ilvl="8">
+      <w:startOverride w:val="1"/>
+    </w:lvlOverride>
   </w:num>
   <w:num w:numId="1003">
     <w:abstractNumId w:val="991"/>
   </w:num>
   <w:num w:numId="1004">
+    <w:abstractNumId w:val="991"/>
+  </w:num>
+  <w:num w:numId="1005">
     <w:abstractNumId w:val="991"/>
   </w:num>
 </w:numbering>
